--- a/DataHub/Soils_SFA_README_A3-1_prosser-time-series_general.docx
+++ b/DataHub/Soils_SFA_README_A3-1_prosser-time-series_general.docx
@@ -387,6 +387,7 @@
       <w:pPr>
         <w:spacing w:line="276" w:lineRule="auto"/>
       </w:pPr>
+      <w:proofErr w:type="gramStart"/>
       <w:r>
         <w:t>SoilSFA_3.1_Biogeochemistry</w:t>
       </w:r>
@@ -399,6 +400,7 @@
         </w:rPr>
         <w:t>:</w:t>
       </w:r>
+      <w:proofErr w:type="gramEnd"/>
       <w:r>
         <w:rPr>
           <w:highlight w:val="green"/>
@@ -427,37 +429,51 @@
         <w:rPr>
           <w:highlight w:val="green"/>
         </w:rPr>
-        <w:t>, weather</w:t>
-      </w:r>
+        <w:t xml:space="preserve">, </w:t>
+      </w:r>
+      <w:proofErr w:type="gramStart"/>
       <w:r>
         <w:rPr>
           <w:highlight w:val="green"/>
         </w:rPr>
+        <w:t>weather</w:t>
+      </w:r>
+      <w:r>
+        <w:rPr>
+          <w:highlight w:val="green"/>
+        </w:rPr>
         <w:t>.</w:t>
       </w:r>
       <w:r>
         <w:rPr>
           <w:highlight w:val="green"/>
         </w:rPr>
-        <w:t>- completed and ready for review</w:t>
-      </w:r>
-    </w:p>
-    <w:p>
-      <w:pPr>
-        <w:spacing w:line="276" w:lineRule="auto"/>
+        <w:t>-</w:t>
+      </w:r>
+      <w:proofErr w:type="gramEnd"/>
+      <w:r>
         <w:rPr>
           <w:highlight w:val="green"/>
         </w:rPr>
-      </w:pPr>
-    </w:p>
-    <w:p>
-      <w:pPr>
-        <w:spacing w:line="276" w:lineRule="auto"/>
-      </w:pPr>
-      <w:r>
+        <w:t xml:space="preserve"> completed and ready for review</w:t>
+      </w:r>
+    </w:p>
+    <w:p>
+      <w:pPr>
+        <w:spacing w:line="276" w:lineRule="auto"/>
         <w:rPr>
           <w:highlight w:val="green"/>
         </w:rPr>
+      </w:pPr>
+    </w:p>
+    <w:p>
+      <w:pPr>
+        <w:spacing w:line="276" w:lineRule="auto"/>
+      </w:pPr>
+      <w:r>
+        <w:rPr>
+          <w:highlight w:val="green"/>
+        </w:rPr>
         <w:t xml:space="preserve">Microbial physiology: </w:t>
       </w:r>
       <w:r>
@@ -476,7 +492,21 @@
         <w:rPr>
           <w:highlight w:val="green"/>
         </w:rPr>
-        <w:t>, MicroResp)</w:t>
+        <w:t xml:space="preserve">, </w:t>
+      </w:r>
+      <w:proofErr w:type="spellStart"/>
+      <w:r>
+        <w:rPr>
+          <w:highlight w:val="green"/>
+        </w:rPr>
+        <w:t>MicroResp</w:t>
+      </w:r>
+      <w:proofErr w:type="spellEnd"/>
+      <w:r>
+        <w:rPr>
+          <w:highlight w:val="green"/>
+        </w:rPr>
+        <w:t>)</w:t>
       </w:r>
       <w:r>
         <w:rPr>
@@ -577,6 +607,7 @@
           <w:highlight w:val="green"/>
         </w:rPr>
       </w:pPr>
+      <w:proofErr w:type="gramStart"/>
       <w:r>
         <w:rPr>
           <w:highlight w:val="green"/>
@@ -593,7 +624,14 @@
         <w:rPr>
           <w:highlight w:val="green"/>
         </w:rPr>
-        <w:t>1_16S_metadata.cvs : Sample metadata and total reads from 16S rRNA amplicon sequencing.</w:t>
+        <w:t>1_16S_metadata.cvs :</w:t>
+      </w:r>
+      <w:proofErr w:type="gramEnd"/>
+      <w:r>
+        <w:rPr>
+          <w:highlight w:val="green"/>
+        </w:rPr>
+        <w:t xml:space="preserve"> Sample metadata and total reads from 16S rRNA amplicon sequencing.</w:t>
       </w:r>
     </w:p>
     <w:p>
@@ -640,6 +678,7 @@
         </w:rPr>
         <w:t xml:space="preserve"> </w:t>
       </w:r>
+      <w:proofErr w:type="gramStart"/>
       <w:r>
         <w:rPr>
           <w:highlight w:val="green"/>
@@ -656,7 +695,14 @@
         <w:rPr>
           <w:highlight w:val="green"/>
         </w:rPr>
-        <w:t>counts.csv : Sample specific read counts for each ASV from 16S rRNA amplicon sequencing.</w:t>
+        <w:t>counts.csv :</w:t>
+      </w:r>
+      <w:proofErr w:type="gramEnd"/>
+      <w:r>
+        <w:rPr>
+          <w:highlight w:val="green"/>
+        </w:rPr>
+        <w:t xml:space="preserve"> Sample specific read counts for each ASV from 16S rRNA amplicon sequencing.</w:t>
       </w:r>
     </w:p>
     <w:p>
@@ -664,6 +710,7 @@
         <w:spacing w:line="276" w:lineRule="auto"/>
         <w:ind w:left="720"/>
       </w:pPr>
+      <w:proofErr w:type="gramStart"/>
       <w:r>
         <w:rPr>
           <w:highlight w:val="green"/>
@@ -680,7 +727,14 @@
         <w:rPr>
           <w:highlight w:val="green"/>
         </w:rPr>
-        <w:t>taxonomy.cvs : Taxonomic assignments for each ASV from 16S rRNA amplicon sequencing.</w:t>
+        <w:t>taxonomy.cvs :</w:t>
+      </w:r>
+      <w:proofErr w:type="gramEnd"/>
+      <w:r>
+        <w:rPr>
+          <w:highlight w:val="green"/>
+        </w:rPr>
+        <w:t xml:space="preserve"> Taxonomic assignments for each ASV from 16S rRNA amplicon sequencing.</w:t>
       </w:r>
     </w:p>
     <w:p>
@@ -719,7 +773,35 @@
         <w:rPr>
           <w:color w:val="C00000"/>
         </w:rPr>
-        <w:t>_raw/ (DIRECTORY): Files containing R1/R2 are the forward/reverse reads from the Illumina MiSeq instrument and contain the taxonomic sequence for the samples. Files with I1/I2 are the indexed read files used to demultiplex the dataset on the Illumina MiSeq.</w:t>
+        <w:t xml:space="preserve">_raw/ (DIRECTORY): Files containing R1/R2 are the forward/reverse reads from the Illumina </w:t>
+      </w:r>
+      <w:proofErr w:type="spellStart"/>
+      <w:r>
+        <w:rPr>
+          <w:color w:val="C00000"/>
+        </w:rPr>
+        <w:t>MiSeq</w:t>
+      </w:r>
+      <w:proofErr w:type="spellEnd"/>
+      <w:r>
+        <w:rPr>
+          <w:color w:val="C00000"/>
+        </w:rPr>
+        <w:t xml:space="preserve"> instrument and contain the taxonomic sequence for the samples. Files with I1/I2 are the indexed read files used to demultiplex the dataset on the Illumina </w:t>
+      </w:r>
+      <w:proofErr w:type="spellStart"/>
+      <w:r>
+        <w:rPr>
+          <w:color w:val="C00000"/>
+        </w:rPr>
+        <w:t>MiSeq</w:t>
+      </w:r>
+      <w:proofErr w:type="spellEnd"/>
+      <w:r>
+        <w:rPr>
+          <w:color w:val="C00000"/>
+        </w:rPr>
+        <w:t>.</w:t>
       </w:r>
     </w:p>
     <w:p>
@@ -823,7 +905,21 @@
         <w:rPr>
           <w:color w:val="C00000"/>
         </w:rPr>
-        <w:t>SoilSFA_A3-1_ITS_ ASV_counts.csv : Sample specific read counts for each ASV from ITS rRNA amplicon sequencing.</w:t>
+        <w:t xml:space="preserve">SoilSFA_A3-1_ITS_ </w:t>
+      </w:r>
+      <w:proofErr w:type="gramStart"/>
+      <w:r>
+        <w:rPr>
+          <w:color w:val="C00000"/>
+        </w:rPr>
+        <w:t>ASV_counts.csv :</w:t>
+      </w:r>
+      <w:proofErr w:type="gramEnd"/>
+      <w:r>
+        <w:rPr>
+          <w:color w:val="C00000"/>
+        </w:rPr>
+        <w:t xml:space="preserve"> Sample specific read counts for each ASV from ITS rRNA amplicon sequencing.</w:t>
       </w:r>
       <w:commentRangeEnd w:id="5"/>
       <w:r>
@@ -838,6 +934,7 @@
         <w:spacing w:line="276" w:lineRule="auto"/>
         <w:ind w:left="720"/>
       </w:pPr>
+      <w:proofErr w:type="gramStart"/>
       <w:r>
         <w:rPr>
           <w:highlight w:val="green"/>
@@ -855,12 +952,19 @@
         <w:rPr>
           <w:highlight w:val="green"/>
         </w:rPr>
-        <w:t xml:space="preserve">_taxonomy.cvs : Taxonomic assignments for each ASV from </w:t>
-      </w:r>
+        <w:t>_taxonomy.cvs :</w:t>
+      </w:r>
+      <w:proofErr w:type="gramEnd"/>
       <w:r>
         <w:rPr>
           <w:highlight w:val="green"/>
         </w:rPr>
+        <w:t xml:space="preserve"> Taxonomic assignments for each ASV from </w:t>
+      </w:r>
+      <w:r>
+        <w:rPr>
+          <w:highlight w:val="green"/>
+        </w:rPr>
         <w:t>ITS</w:t>
       </w:r>
       <w:r>
@@ -906,7 +1010,35 @@
         <w:rPr>
           <w:color w:val="C00000"/>
         </w:rPr>
-        <w:t>_raw/ (DIRECTORY): Files containing R1/R2 are the forward/reverse reads from the Illumina MiSeq instrument and contain the taxonomic sequence for the samples. Files with I1/I2 are the indexed read files used to demultiplex the dataset on the Illumina MiSeq.</w:t>
+        <w:t xml:space="preserve">_raw/ (DIRECTORY): Files containing R1/R2 are the forward/reverse reads from the Illumina </w:t>
+      </w:r>
+      <w:proofErr w:type="spellStart"/>
+      <w:r>
+        <w:rPr>
+          <w:color w:val="C00000"/>
+        </w:rPr>
+        <w:t>MiSeq</w:t>
+      </w:r>
+      <w:proofErr w:type="spellEnd"/>
+      <w:r>
+        <w:rPr>
+          <w:color w:val="C00000"/>
+        </w:rPr>
+        <w:t xml:space="preserve"> instrument and contain the taxonomic sequence for the samples. Files with I1/I2 are the indexed read files used to demultiplex the dataset on the Illumina </w:t>
+      </w:r>
+      <w:proofErr w:type="spellStart"/>
+      <w:r>
+        <w:rPr>
+          <w:color w:val="C00000"/>
+        </w:rPr>
+        <w:t>MiSeq</w:t>
+      </w:r>
+      <w:proofErr w:type="spellEnd"/>
+      <w:r>
+        <w:rPr>
+          <w:color w:val="C00000"/>
+        </w:rPr>
+        <w:t>.</w:t>
       </w:r>
     </w:p>
     <w:p>
@@ -1014,12 +1146,54 @@
         <w:rPr>
           <w:color w:val="A6A6A6" w:themeColor="background1" w:themeShade="A6"/>
         </w:rPr>
-        <w:t>*note there will be rhizosphere specific metaG and metaT generated</w:t>
-      </w:r>
+        <w:t>*</w:t>
+      </w:r>
+      <w:proofErr w:type="gramStart"/>
       <w:r>
         <w:rPr>
           <w:color w:val="A6A6A6" w:themeColor="background1" w:themeShade="A6"/>
         </w:rPr>
+        <w:t>note</w:t>
+      </w:r>
+      <w:proofErr w:type="gramEnd"/>
+      <w:r>
+        <w:rPr>
+          <w:color w:val="A6A6A6" w:themeColor="background1" w:themeShade="A6"/>
+        </w:rPr>
+        <w:t xml:space="preserve"> there will be rhizosphere specific </w:t>
+      </w:r>
+      <w:proofErr w:type="spellStart"/>
+      <w:r>
+        <w:rPr>
+          <w:color w:val="A6A6A6" w:themeColor="background1" w:themeShade="A6"/>
+        </w:rPr>
+        <w:t>metaG</w:t>
+      </w:r>
+      <w:proofErr w:type="spellEnd"/>
+      <w:r>
+        <w:rPr>
+          <w:color w:val="A6A6A6" w:themeColor="background1" w:themeShade="A6"/>
+        </w:rPr>
+        <w:t xml:space="preserve"> and </w:t>
+      </w:r>
+      <w:proofErr w:type="spellStart"/>
+      <w:r>
+        <w:rPr>
+          <w:color w:val="A6A6A6" w:themeColor="background1" w:themeShade="A6"/>
+        </w:rPr>
+        <w:t>metaT</w:t>
+      </w:r>
+      <w:proofErr w:type="spellEnd"/>
+      <w:r>
+        <w:rPr>
+          <w:color w:val="A6A6A6" w:themeColor="background1" w:themeShade="A6"/>
+        </w:rPr>
+        <w:t xml:space="preserve"> generated</w:t>
+      </w:r>
+      <w:r>
+        <w:rPr>
+          <w:color w:val="A6A6A6" w:themeColor="background1" w:themeShade="A6"/>
+        </w:rPr>
         <w:t>*</w:t>
       </w:r>
     </w:p>
@@ -1081,7 +1255,15 @@
         <w:spacing w:line="276" w:lineRule="auto"/>
       </w:pPr>
       <w:r>
-        <w:t>4. Are there multiple versions of the dataset? yes/no</w:t>
+        <w:t xml:space="preserve">4. Are there multiple versions of the dataset? </w:t>
+      </w:r>
+      <w:proofErr w:type="gramStart"/>
+      <w:r>
+        <w:t>yes</w:t>
+      </w:r>
+      <w:proofErr w:type="gramEnd"/>
+      <w:r>
+        <w:t>/no</w:t>
       </w:r>
     </w:p>
     <w:p>
@@ -1192,27 +1374,36 @@
       <w:pPr>
         <w:spacing w:line="276" w:lineRule="auto"/>
       </w:pPr>
+      <w:proofErr w:type="spellStart"/>
       <w:r>
         <w:lastRenderedPageBreak/>
-        <w:t>Sample_cat: unique Soils SFA identifier (</w:t>
+        <w:t>Sample_cat</w:t>
+      </w:r>
+      <w:proofErr w:type="spellEnd"/>
+      <w:r>
+        <w:t>: unique Soils SFA identifier (</w:t>
       </w:r>
       <w:r>
         <w:t xml:space="preserve">format </w:t>
       </w:r>
+      <w:proofErr w:type="gramStart"/>
       <w:r>
         <w:t>SM#</w:t>
       </w:r>
       <w:r>
         <w:t>###)</w:t>
       </w:r>
-    </w:p>
-    <w:p>
-      <w:pPr>
-        <w:spacing w:line="276" w:lineRule="auto"/>
-      </w:pPr>
+      <w:proofErr w:type="gramEnd"/>
+    </w:p>
+    <w:p>
+      <w:pPr>
+        <w:spacing w:line="276" w:lineRule="auto"/>
+      </w:pPr>
+      <w:proofErr w:type="spellStart"/>
       <w:r>
         <w:t>Collection_date</w:t>
       </w:r>
+      <w:proofErr w:type="spellEnd"/>
       <w:r>
         <w:t>:</w:t>
       </w:r>
@@ -1250,9 +1441,11 @@
       <w:pPr>
         <w:spacing w:line="276" w:lineRule="auto"/>
       </w:pPr>
+      <w:proofErr w:type="spellStart"/>
       <w:r>
         <w:t>Irrigation_trmt_pct</w:t>
       </w:r>
+      <w:proofErr w:type="spellEnd"/>
       <w:r>
         <w:t xml:space="preserve">: </w:t>
       </w:r>
@@ -1264,6 +1457,7 @@
       <w:pPr>
         <w:spacing w:line="276" w:lineRule="auto"/>
       </w:pPr>
+      <w:proofErr w:type="spellStart"/>
       <w:r>
         <w:t>Irrigat</w:t>
       </w:r>
@@ -1273,6 +1467,7 @@
       <w:r>
         <w:t>on_trmt_cat</w:t>
       </w:r>
+      <w:proofErr w:type="spellEnd"/>
       <w:r>
         <w:t xml:space="preserve">: </w:t>
       </w:r>
@@ -1284,8 +1479,13 @@
       <w:pPr>
         <w:spacing w:line="276" w:lineRule="auto"/>
       </w:pPr>
-      <w:r>
-        <w:t xml:space="preserve">gdw_well: </w:t>
+      <w:proofErr w:type="spellStart"/>
+      <w:r>
+        <w:t>gdw_well</w:t>
+      </w:r>
+      <w:proofErr w:type="spellEnd"/>
+      <w:r>
+        <w:t xml:space="preserve">: </w:t>
       </w:r>
       <w:r>
         <w:t>g dry soil in each well of 96-deepwell plate</w:t>
@@ -1345,9 +1545,11 @@
       <w:r>
         <w:t xml:space="preserve">, </w:t>
       </w:r>
+      <w:proofErr w:type="spellStart"/>
       <w:r>
         <w:t>Methyl_oleate</w:t>
       </w:r>
+      <w:proofErr w:type="spellEnd"/>
       <w:r>
         <w:t xml:space="preserve">, </w:t>
       </w:r>
@@ -1357,9 +1559,11 @@
       <w:r>
         <w:t xml:space="preserve">, </w:t>
       </w:r>
+      <w:proofErr w:type="spellStart"/>
       <w:r>
         <w:t>Glutamic_acid</w:t>
       </w:r>
+      <w:proofErr w:type="spellEnd"/>
       <w:r>
         <w:t xml:space="preserve">, </w:t>
       </w:r>
@@ -1411,9 +1615,11 @@
       <w:r>
         <w:t xml:space="preserve">, </w:t>
       </w:r>
+      <w:proofErr w:type="spellStart"/>
       <w:r>
         <w:t>Citric_acid</w:t>
       </w:r>
+      <w:proofErr w:type="spellEnd"/>
       <w:r>
         <w:t xml:space="preserve">, </w:t>
       </w:r>
@@ -1435,15 +1641,19 @@
       <w:r>
         <w:t xml:space="preserve">, </w:t>
       </w:r>
+      <w:proofErr w:type="spellStart"/>
       <w:r>
         <w:t>Lactic_acid</w:t>
       </w:r>
+      <w:proofErr w:type="spellEnd"/>
       <w:r>
         <w:t xml:space="preserve">, </w:t>
       </w:r>
+      <w:proofErr w:type="spellStart"/>
       <w:r>
         <w:t>Glucosamine_hydrochloride</w:t>
       </w:r>
+      <w:proofErr w:type="spellEnd"/>
       <w:r>
         <w:t xml:space="preserve">, </w:t>
       </w:r>
@@ -1453,9 +1663,11 @@
       <w:r>
         <w:t xml:space="preserve">, </w:t>
       </w:r>
+      <w:proofErr w:type="spellStart"/>
       <w:r>
         <w:t>Oxalic_acid</w:t>
       </w:r>
+      <w:proofErr w:type="spellEnd"/>
       <w:r>
         <w:t xml:space="preserve">, </w:t>
       </w:r>
@@ -1489,9 +1701,11 @@
       <w:r>
         <w:t xml:space="preserve">, </w:t>
       </w:r>
+      <w:proofErr w:type="spellStart"/>
       <w:r>
         <w:t>Salicylic_acid</w:t>
       </w:r>
+      <w:proofErr w:type="spellEnd"/>
       <w:r>
         <w:t xml:space="preserve">, </w:t>
       </w:r>
@@ -1513,9 +1727,11 @@
       <w:r>
         <w:t xml:space="preserve">, </w:t>
       </w:r>
+      <w:proofErr w:type="spellStart"/>
       <w:r>
         <w:t>Vanillic_acid</w:t>
       </w:r>
+      <w:proofErr w:type="spellEnd"/>
       <w:r>
         <w:t xml:space="preserve">, </w:t>
       </w:r>
@@ -1531,9 +1747,11 @@
       <w:r>
         <w:t xml:space="preserve">, </w:t>
       </w:r>
+      <w:proofErr w:type="spellStart"/>
       <w:r>
         <w:t>Malic_acid</w:t>
       </w:r>
+      <w:proofErr w:type="spellEnd"/>
       <w:r>
         <w:t xml:space="preserve">, </w:t>
       </w:r>
@@ -1549,9 +1767,11 @@
       <w:r>
         <w:t xml:space="preserve">, </w:t>
       </w:r>
+      <w:proofErr w:type="spellStart"/>
       <w:r>
         <w:t>Diethylamine</w:t>
       </w:r>
+      <w:proofErr w:type="spellEnd"/>
       <w:r>
         <w:t xml:space="preserve">, </w:t>
       </w:r>
@@ -1598,9 +1818,11 @@
       <w:r>
         <w:t xml:space="preserve">, </w:t>
       </w:r>
+      <w:proofErr w:type="spellStart"/>
       <w:r>
         <w:t>Succinic_acid</w:t>
       </w:r>
+      <w:proofErr w:type="spellEnd"/>
       <w:r>
         <w:t>)</w:t>
       </w:r>
@@ -1609,9 +1831,11 @@
       <w:pPr>
         <w:spacing w:line="276" w:lineRule="auto"/>
       </w:pPr>
+      <w:proofErr w:type="spellStart"/>
       <w:r>
         <w:t>Substrate_category</w:t>
       </w:r>
+      <w:proofErr w:type="spellEnd"/>
       <w:r>
         <w:t>:</w:t>
       </w:r>
@@ -1727,12 +1951,14 @@
       <w:pPr>
         <w:spacing w:line="276" w:lineRule="auto"/>
       </w:pPr>
+      <w:proofErr w:type="spellStart"/>
       <w:r>
         <w:t>Substrate_f</w:t>
       </w:r>
       <w:r>
         <w:t>ormula</w:t>
       </w:r>
+      <w:proofErr w:type="spellEnd"/>
       <w:r>
         <w:t>:</w:t>
       </w:r>
@@ -1757,12 +1983,14 @@
       <w:pPr>
         <w:spacing w:line="276" w:lineRule="auto"/>
       </w:pPr>
+      <w:proofErr w:type="spellStart"/>
       <w:r>
         <w:t>Substrate_</w:t>
       </w:r>
       <w:r>
         <w:t>NOSC</w:t>
       </w:r>
+      <w:proofErr w:type="spellEnd"/>
       <w:r>
         <w:t>:</w:t>
       </w:r>
@@ -1794,7 +2022,42 @@
         <w:t xml:space="preserve"> the formula</w:t>
       </w:r>
       <w:r>
-        <w:t>: NOSC= 4 -{4C + H - 3N - 2O + 5P - 2S}/{C}</w:t>
+        <w:t xml:space="preserve">: NOSC= 4 </w:t>
+      </w:r>
+      <w:proofErr w:type="gramStart"/>
+      <w:r>
+        <w:t>-{</w:t>
+      </w:r>
+      <w:proofErr w:type="gramEnd"/>
+      <w:r>
+        <w:t>4C + H - 3N - 2O + 5P - 2</w:t>
+      </w:r>
+      <w:proofErr w:type="gramStart"/>
+      <w:r>
+        <w:t>S}/{C}</w:t>
+      </w:r>
+      <w:r>
+        <w:t xml:space="preserve"> (</w:t>
+      </w:r>
+      <w:proofErr w:type="gramEnd"/>
+      <w:r>
+        <w:t>numeric)</w:t>
+      </w:r>
+    </w:p>
+    <w:p>
+      <w:pPr>
+        <w:spacing w:line="276" w:lineRule="auto"/>
+      </w:pPr>
+      <w:proofErr w:type="spellStart"/>
+      <w:r>
+        <w:t>Molar_mass</w:t>
+      </w:r>
+      <w:proofErr w:type="spellEnd"/>
+      <w:r>
+        <w:t xml:space="preserve">: </w:t>
+      </w:r>
+      <w:r>
+        <w:t>Molar mass of each substrate</w:t>
       </w:r>
       <w:r>
         <w:t xml:space="preserve"> (numeric)</w:t>
@@ -1804,33 +2067,18 @@
       <w:pPr>
         <w:spacing w:line="276" w:lineRule="auto"/>
       </w:pPr>
-      <w:r>
-        <w:t>Molar_mass</w:t>
-      </w:r>
+      <w:proofErr w:type="spellStart"/>
+      <w:r>
+        <w:t>Substrate_s</w:t>
+      </w:r>
+      <w:r>
+        <w:t>olubility</w:t>
+      </w:r>
+      <w:proofErr w:type="spellEnd"/>
       <w:r>
         <w:t xml:space="preserve">: </w:t>
       </w:r>
       <w:r>
-        <w:t>Molar mass of each substrate</w:t>
-      </w:r>
-      <w:r>
-        <w:t xml:space="preserve"> (numeric)</w:t>
-      </w:r>
-    </w:p>
-    <w:p>
-      <w:pPr>
-        <w:spacing w:line="276" w:lineRule="auto"/>
-      </w:pPr>
-      <w:r>
-        <w:t>Substrate_s</w:t>
-      </w:r>
-      <w:r>
-        <w:t>olubility</w:t>
-      </w:r>
-      <w:r>
-        <w:t xml:space="preserve">: </w:t>
-      </w:r>
-      <w:r>
         <w:t>Solubility of each substrate in water at 20oC</w:t>
       </w:r>
       <w:r>
@@ -1852,7 +2100,15 @@
         <w:t xml:space="preserve">categorical </w:t>
       </w:r>
       <w:r>
-        <w:t>(na, insoluble or infinite) or</w:t>
+        <w:t>(</w:t>
+      </w:r>
+      <w:proofErr w:type="spellStart"/>
+      <w:r>
+        <w:t>na</w:t>
+      </w:r>
+      <w:proofErr w:type="spellEnd"/>
+      <w:r>
+        <w:t>, insoluble or infinite) or</w:t>
       </w:r>
       <w:r>
         <w:t xml:space="preserve"> </w:t>
@@ -1871,9 +2127,11 @@
       <w:pPr>
         <w:spacing w:line="276" w:lineRule="auto"/>
       </w:pPr>
+      <w:proofErr w:type="spellStart"/>
       <w:r>
         <w:t>mgC_per_well</w:t>
       </w:r>
+      <w:proofErr w:type="spellEnd"/>
       <w:r>
         <w:t xml:space="preserve">: </w:t>
       </w:r>
@@ -1947,7 +2205,15 @@
         <w:t>5. Specialized formats or other abbreviations used:</w:t>
       </w:r>
       <w:r>
-        <w:t xml:space="preserve"> na (not applicable) applied to variables NOSC and Solubility for </w:t>
+        <w:t xml:space="preserve"> </w:t>
+      </w:r>
+      <w:proofErr w:type="spellStart"/>
+      <w:r>
+        <w:t>na</w:t>
+      </w:r>
+      <w:proofErr w:type="spellEnd"/>
+      <w:r>
+        <w:t xml:space="preserve"> (not applicable) applied to variables NOSC and Solubility for </w:t>
       </w:r>
       <w:r>
         <w:t xml:space="preserve">Water control samples. </w:t>
@@ -1989,6 +2255,7 @@
         </w:rPr>
         <w:t>Variables [</w:t>
       </w:r>
+      <w:proofErr w:type="spellStart"/>
       <w:r>
         <w:rPr>
           <w:rStyle w:val="eop"/>
@@ -1996,6 +2263,7 @@
         </w:rPr>
         <w:t>Sample_cat</w:t>
       </w:r>
+      <w:proofErr w:type="spellEnd"/>
       <w:r>
         <w:rPr>
           <w:rStyle w:val="eop"/>
@@ -2003,6 +2271,7 @@
         </w:rPr>
         <w:t xml:space="preserve">, </w:t>
       </w:r>
+      <w:proofErr w:type="spellStart"/>
       <w:r>
         <w:rPr>
           <w:rStyle w:val="eop"/>
@@ -2010,6 +2279,7 @@
         </w:rPr>
         <w:t>Collection_date</w:t>
       </w:r>
+      <w:proofErr w:type="spellEnd"/>
       <w:r>
         <w:rPr>
           <w:rStyle w:val="eop"/>
@@ -2031,6 +2301,7 @@
         </w:rPr>
         <w:t xml:space="preserve">, </w:t>
       </w:r>
+      <w:proofErr w:type="spellStart"/>
       <w:r>
         <w:rPr>
           <w:rStyle w:val="eop"/>
@@ -2038,6 +2309,7 @@
         </w:rPr>
         <w:t>Irrigation_trmt_pct</w:t>
       </w:r>
+      <w:proofErr w:type="spellEnd"/>
       <w:r>
         <w:rPr>
           <w:rStyle w:val="eop"/>
@@ -2045,6 +2317,7 @@
         </w:rPr>
         <w:t xml:space="preserve">, </w:t>
       </w:r>
+      <w:proofErr w:type="spellStart"/>
       <w:r>
         <w:rPr>
           <w:rStyle w:val="eop"/>
@@ -2052,6 +2325,7 @@
         </w:rPr>
         <w:t>Irrigaiton_trmt_cat</w:t>
       </w:r>
+      <w:proofErr w:type="spellEnd"/>
       <w:r>
         <w:rPr>
           <w:rStyle w:val="eop"/>
@@ -2129,6 +2403,7 @@
         </w:rPr>
         <w:t xml:space="preserve">, </w:t>
       </w:r>
+      <w:proofErr w:type="spellStart"/>
       <w:r>
         <w:rPr>
           <w:rStyle w:val="eop"/>
@@ -2136,6 +2411,7 @@
         </w:rPr>
         <w:t>Molar_mass</w:t>
       </w:r>
+      <w:proofErr w:type="spellEnd"/>
       <w:r>
         <w:rPr>
           <w:rStyle w:val="eop"/>
@@ -2157,6 +2433,7 @@
         </w:rPr>
         <w:t xml:space="preserve">, </w:t>
       </w:r>
+      <w:proofErr w:type="spellStart"/>
       <w:r>
         <w:rPr>
           <w:rStyle w:val="eop"/>
@@ -2164,6 +2441,7 @@
         </w:rPr>
         <w:t>mgC_per_well</w:t>
       </w:r>
+      <w:proofErr w:type="spellEnd"/>
       <w:r>
         <w:rPr>
           <w:rStyle w:val="eop"/>
@@ -2208,8 +2486,16 @@
         <w:rPr>
           <w:rFonts w:eastAsiaTheme="minorEastAsia" w:cs="Arial"/>
         </w:rPr>
-        <w:t>We leveraged the MicroResp</w:t>
-      </w:r>
+        <w:t xml:space="preserve">We leveraged the </w:t>
+      </w:r>
+      <w:proofErr w:type="spellStart"/>
+      <w:r>
+        <w:rPr>
+          <w:rFonts w:eastAsiaTheme="minorEastAsia" w:cs="Arial"/>
+        </w:rPr>
+        <w:t>MicroResp</w:t>
+      </w:r>
+      <w:proofErr w:type="spellEnd"/>
       <w:r>
         <w:rPr>
           <w:rFonts w:eastAsiaTheme="minorEastAsia" w:cs="Arial"/>
@@ -2288,12 +2574,21 @@
       </w:r>
       <w:commentRangeStart w:id="9"/>
       <w:commentRangeStart w:id="10"/>
+      <w:proofErr w:type="spellStart"/>
       <w:r>
         <w:rPr>
           <w:rStyle w:val="normaltextrun"/>
           <w:rFonts w:eastAsiaTheme="majorEastAsia" w:cs="Segoe UI"/>
         </w:rPr>
-        <w:t xml:space="preserve">BioTek Synergy HT plate </w:t>
+        <w:t>BioTek</w:t>
+      </w:r>
+      <w:proofErr w:type="spellEnd"/>
+      <w:r>
+        <w:rPr>
+          <w:rStyle w:val="normaltextrun"/>
+          <w:rFonts w:eastAsiaTheme="majorEastAsia" w:cs="Segoe UI"/>
+        </w:rPr>
+        <w:t xml:space="preserve"> Synergy HT plate </w:t>
       </w:r>
       <w:commentRangeEnd w:id="9"/>
       <w:r>
@@ -2314,14 +2609,62 @@
           <w:rStyle w:val="normaltextrun"/>
           <w:rFonts w:eastAsiaTheme="majorEastAsia" w:cs="Segoe UI"/>
         </w:rPr>
-        <w:t>reader, BioTek Instruments, Inc., Winooski, VT, USA)</w:t>
+        <w:t xml:space="preserve">reader, </w:t>
+      </w:r>
+      <w:proofErr w:type="spellStart"/>
+      <w:r>
+        <w:rPr>
+          <w:rStyle w:val="normaltextrun"/>
+          <w:rFonts w:eastAsiaTheme="majorEastAsia" w:cs="Segoe UI"/>
+        </w:rPr>
+        <w:t>BioTek</w:t>
+      </w:r>
+      <w:proofErr w:type="spellEnd"/>
+      <w:r>
+        <w:rPr>
+          <w:rStyle w:val="normaltextrun"/>
+          <w:rFonts w:eastAsiaTheme="majorEastAsia" w:cs="Segoe UI"/>
+        </w:rPr>
+        <w:t xml:space="preserve"> Instruments, Inc., Winooski, VT, USA)</w:t>
       </w:r>
       <w:r>
         <w:rPr>
           <w:rFonts w:eastAsiaTheme="minorEastAsia" w:cs="Arial"/>
           <w:color w:val="000000" w:themeColor="text1"/>
         </w:rPr>
-        <w:t xml:space="preserve">, and then immediately inverted and sealed and clamped onto the deepwell plate. Samples were incubated at room temperature. After 5 hours, the 96 well plate containing pH indicator gel was removed and absorbance at 570nm was read. A new indicator plate was placed onto the deepwell plate and seal system immediately after reading its baseline absorbance, incubated until 24hrs after the start of the assay and then absorbance reading was repeated.  Citation: </w:t>
+        <w:t xml:space="preserve">, and then immediately inverted and sealed and clamped onto the </w:t>
+      </w:r>
+      <w:proofErr w:type="spellStart"/>
+      <w:r>
+        <w:rPr>
+          <w:rFonts w:eastAsiaTheme="minorEastAsia" w:cs="Arial"/>
+          <w:color w:val="000000" w:themeColor="text1"/>
+        </w:rPr>
+        <w:t>deepwell</w:t>
+      </w:r>
+      <w:proofErr w:type="spellEnd"/>
+      <w:r>
+        <w:rPr>
+          <w:rFonts w:eastAsiaTheme="minorEastAsia" w:cs="Arial"/>
+          <w:color w:val="000000" w:themeColor="text1"/>
+        </w:rPr>
+        <w:t xml:space="preserve"> plate. Samples were incubated at room temperature. After 5 hours, the 96 well plate containing pH indicator gel was removed and absorbance at 570nm was read. A new indicator plate was placed onto the </w:t>
+      </w:r>
+      <w:proofErr w:type="spellStart"/>
+      <w:r>
+        <w:rPr>
+          <w:rFonts w:eastAsiaTheme="minorEastAsia" w:cs="Arial"/>
+          <w:color w:val="000000" w:themeColor="text1"/>
+        </w:rPr>
+        <w:t>deepwell</w:t>
+      </w:r>
+      <w:proofErr w:type="spellEnd"/>
+      <w:r>
+        <w:rPr>
+          <w:rFonts w:eastAsiaTheme="minorEastAsia" w:cs="Arial"/>
+          <w:color w:val="000000" w:themeColor="text1"/>
+        </w:rPr>
+        <w:t xml:space="preserve"> plate and seal system immediately after reading its baseline absorbance, incubated until 24hrs after the start of the assay and then absorbance reading was repeated.  Citation: </w:t>
       </w:r>
       <w:hyperlink r:id="rId14" w:tgtFrame="_blank" w:history="1">
         <w:r>
@@ -2354,13 +2697,85 @@
         <w:t xml:space="preserve">Calculations: </w:t>
       </w:r>
       <w:r>
-        <w:t xml:space="preserve">Calculations were done according to the MicroResp system instructions. First readings were normalized against T0 reading by dividing the 5hr reading of each well by the T0 reading and then multiplying by the average absorbance at T0. Absorbance was then converted to %CO2 according to the equation %CO2 = (-0.2265 + -1.606/ (1 + (-6.711 * Absorbance))). The CO2 production rate was calculated according to the formula ug CO2-C/gdw/h = (((%CO2/100) x Headpace volume in uL x (44/22.4) x (12/44) x (273/(273+20))/soil dry weight in g))/incubation time in hours). For </w:t>
-      </w:r>
-      <w:r>
-        <w:t xml:space="preserve">readings normalized to mgC added the </w:t>
-      </w:r>
-      <w:r>
-        <w:t>CO2-C/gdw/h rate was divided by mgC added per g dry weight soil.</w:t>
+        <w:t xml:space="preserve">Calculations were done according to the </w:t>
+      </w:r>
+      <w:proofErr w:type="spellStart"/>
+      <w:r>
+        <w:t>MicroResp</w:t>
+      </w:r>
+      <w:proofErr w:type="spellEnd"/>
+      <w:r>
+        <w:t xml:space="preserve"> system instructions. First readings were normalized against T0 reading by dividing the 5hr reading of each well by the T0 reading and then multiplying by the average absorbance at T0. Absorbance was then converted to %CO2 according to the equation %CO2 = (-0.2265 + -1.606/ (1 + (-6.711 * Absorbance))). The CO2 production rate was calculated according to the formula ug CO2-C/</w:t>
+      </w:r>
+      <w:proofErr w:type="spellStart"/>
+      <w:r>
+        <w:t>gdw</w:t>
+      </w:r>
+      <w:proofErr w:type="spellEnd"/>
+      <w:r>
+        <w:t xml:space="preserve">/h </w:t>
+      </w:r>
+      <w:proofErr w:type="gramStart"/>
+      <w:r>
+        <w:t>= ((</w:t>
+      </w:r>
+      <w:proofErr w:type="gramEnd"/>
+      <w:r>
+        <w:t xml:space="preserve">(%CO2/100) x </w:t>
+      </w:r>
+      <w:proofErr w:type="spellStart"/>
+      <w:r>
+        <w:t>Headpace</w:t>
+      </w:r>
+      <w:proofErr w:type="spellEnd"/>
+      <w:r>
+        <w:t xml:space="preserve"> volume in </w:t>
+      </w:r>
+      <w:proofErr w:type="spellStart"/>
+      <w:r>
+        <w:t>uL</w:t>
+      </w:r>
+      <w:proofErr w:type="spellEnd"/>
+      <w:r>
+        <w:t xml:space="preserve"> x (44/22.4) x (12/44) x (273</w:t>
+      </w:r>
+      <w:proofErr w:type="gramStart"/>
+      <w:r>
+        <w:t>/(</w:t>
+      </w:r>
+      <w:proofErr w:type="gramEnd"/>
+      <w:r>
+        <w:t xml:space="preserve">273+20))/soil dry weight in g))/incubation time in hours). For </w:t>
+      </w:r>
+      <w:r>
+        <w:t xml:space="preserve">readings normalized to </w:t>
+      </w:r>
+      <w:proofErr w:type="spellStart"/>
+      <w:r>
+        <w:t>mgC</w:t>
+      </w:r>
+      <w:proofErr w:type="spellEnd"/>
+      <w:r>
+        <w:t xml:space="preserve"> added the </w:t>
+      </w:r>
+      <w:r>
+        <w:t>CO2-C/</w:t>
+      </w:r>
+      <w:proofErr w:type="spellStart"/>
+      <w:r>
+        <w:t>gdw</w:t>
+      </w:r>
+      <w:proofErr w:type="spellEnd"/>
+      <w:r>
+        <w:t xml:space="preserve">/h rate was divided by </w:t>
+      </w:r>
+      <w:proofErr w:type="spellStart"/>
+      <w:r>
+        <w:t>mgC</w:t>
+      </w:r>
+      <w:proofErr w:type="spellEnd"/>
+      <w:r>
+        <w:t xml:space="preserve"> added per g dry weight soil.</w:t>
       </w:r>
     </w:p>
     <w:p>
@@ -2494,6 +2909,7 @@
         </w:rPr>
         <w:t xml:space="preserve"> and pH of 8. Tall wheatgrass (</w:t>
       </w:r>
+      <w:proofErr w:type="spellStart"/>
       <w:r>
         <w:rPr>
           <w:rStyle w:val="normaltextrun"/>
@@ -2501,8 +2917,29 @@
           <w:i/>
           <w:iCs/>
         </w:rPr>
-        <w:t>Thinopyrum ponticum</w:t>
-      </w:r>
+        <w:t>Thinopyrum</w:t>
+      </w:r>
+      <w:proofErr w:type="spellEnd"/>
+      <w:r>
+        <w:rPr>
+          <w:rStyle w:val="normaltextrun"/>
+          <w:rFonts w:ascii="Aptos" w:eastAsiaTheme="majorEastAsia" w:hAnsi="Aptos" w:cs="Segoe UI"/>
+          <w:i/>
+          <w:iCs/>
+        </w:rPr>
+        <w:t xml:space="preserve"> </w:t>
+      </w:r>
+      <w:proofErr w:type="spellStart"/>
+      <w:r>
+        <w:rPr>
+          <w:rStyle w:val="normaltextrun"/>
+          <w:rFonts w:ascii="Aptos" w:eastAsiaTheme="majorEastAsia" w:hAnsi="Aptos" w:cs="Segoe UI"/>
+          <w:i/>
+          <w:iCs/>
+        </w:rPr>
+        <w:t>ponticum</w:t>
+      </w:r>
+      <w:proofErr w:type="spellEnd"/>
       <w:r>
         <w:rPr>
           <w:rStyle w:val="normaltextrun"/>
@@ -2897,7 +3334,23 @@
           <w:rStyle w:val="normaltextrun"/>
           <w:rFonts w:ascii="Aptos" w:eastAsiaTheme="majorEastAsia" w:hAnsi="Aptos" w:cs="Segoe UI"/>
         </w:rPr>
-        <w:t xml:space="preserve"> for MicroResp </w:t>
+        <w:t xml:space="preserve"> for </w:t>
+      </w:r>
+      <w:proofErr w:type="spellStart"/>
+      <w:r>
+        <w:rPr>
+          <w:rStyle w:val="normaltextrun"/>
+          <w:rFonts w:ascii="Aptos" w:eastAsiaTheme="majorEastAsia" w:hAnsi="Aptos" w:cs="Segoe UI"/>
+        </w:rPr>
+        <w:t>MicroResp</w:t>
+      </w:r>
+      <w:proofErr w:type="spellEnd"/>
+      <w:r>
+        <w:rPr>
+          <w:rStyle w:val="normaltextrun"/>
+          <w:rFonts w:ascii="Aptos" w:eastAsiaTheme="majorEastAsia" w:hAnsi="Aptos" w:cs="Segoe UI"/>
+        </w:rPr>
+        <w:t xml:space="preserve"> </w:t>
       </w:r>
       <w:r>
         <w:rPr>
@@ -2962,7 +3415,15 @@
         <w:t xml:space="preserve">7. People involved with sample collection, processing, analysis and/or submission: </w:t>
       </w:r>
       <w:r>
-        <w:t xml:space="preserve">Sheryl Bell, Amy Zimmerman, Regan McDearis, Evan Warburton, Sharon Zhao, </w:t>
+        <w:t xml:space="preserve">Sheryl Bell, Amy Zimmerman, Regan </w:t>
+      </w:r>
+      <w:proofErr w:type="spellStart"/>
+      <w:r>
+        <w:t>McDearis</w:t>
+      </w:r>
+      <w:proofErr w:type="spellEnd"/>
+      <w:r>
+        <w:t xml:space="preserve">, Evan Warburton, Sharon Zhao, </w:t>
       </w:r>
       <w:r>
         <w:t xml:space="preserve">Vanessa Garayburu-Caruso, Kali Cornwell, </w:t>
@@ -3062,16 +3523,31 @@
       <w:pPr>
         <w:spacing w:line="276" w:lineRule="auto"/>
       </w:pPr>
-      <w:r>
-        <w:t>Sample_cat: unique Soils SFA identifier (format SM####)</w:t>
-      </w:r>
-    </w:p>
-    <w:p>
-      <w:pPr>
-        <w:spacing w:line="276" w:lineRule="auto"/>
-      </w:pPr>
-      <w:r>
-        <w:t>Collection_date: date of sample collection (YYYY-MM-DD)</w:t>
+      <w:proofErr w:type="spellStart"/>
+      <w:r>
+        <w:t>Sample_cat</w:t>
+      </w:r>
+      <w:proofErr w:type="spellEnd"/>
+      <w:r>
+        <w:t xml:space="preserve">: unique Soils SFA identifier (format </w:t>
+      </w:r>
+      <w:proofErr w:type="gramStart"/>
+      <w:r>
+        <w:t>SM####)</w:t>
+      </w:r>
+      <w:proofErr w:type="gramEnd"/>
+    </w:p>
+    <w:p>
+      <w:pPr>
+        <w:spacing w:line="276" w:lineRule="auto"/>
+      </w:pPr>
+      <w:proofErr w:type="spellStart"/>
+      <w:r>
+        <w:t>Collection_date</w:t>
+      </w:r>
+      <w:proofErr w:type="spellEnd"/>
+      <w:r>
+        <w:t>: date of sample collection (YYYY-MM-DD)</w:t>
       </w:r>
     </w:p>
     <w:p>
@@ -3086,14 +3562,20 @@
       <w:pPr>
         <w:spacing w:line="276" w:lineRule="auto"/>
       </w:pPr>
-      <w:r>
-        <w:t>Irrigation_trmt_pct: irrigation treatment level by relative % water application (25, 100)</w:t>
-      </w:r>
-    </w:p>
-    <w:p>
-      <w:pPr>
-        <w:spacing w:line="276" w:lineRule="auto"/>
-      </w:pPr>
+      <w:proofErr w:type="spellStart"/>
+      <w:r>
+        <w:t>Irrigation_trmt_pct</w:t>
+      </w:r>
+      <w:proofErr w:type="spellEnd"/>
+      <w:r>
+        <w:t>: irrigation treatment level by relative % water application (25, 100)</w:t>
+      </w:r>
+    </w:p>
+    <w:p>
+      <w:pPr>
+        <w:spacing w:line="276" w:lineRule="auto"/>
+      </w:pPr>
+      <w:proofErr w:type="spellStart"/>
       <w:r>
         <w:t>Irrigat</w:t>
       </w:r>
@@ -3101,19 +3583,25 @@
         <w:t>i</w:t>
       </w:r>
       <w:r>
-        <w:t>on_trmt_cat: irrigation treatment level by category (T1 = 100%, T4 = 25%)</w:t>
-      </w:r>
-    </w:p>
-    <w:p>
-      <w:pPr>
-        <w:spacing w:line="276" w:lineRule="auto"/>
-      </w:pPr>
+        <w:t>on_trmt_cat</w:t>
+      </w:r>
+      <w:proofErr w:type="spellEnd"/>
+      <w:r>
+        <w:t>: irrigation treatment level by category (T1 = 100%, T4 = 25%)</w:t>
+      </w:r>
+    </w:p>
+    <w:p>
+      <w:pPr>
+        <w:spacing w:line="276" w:lineRule="auto"/>
+      </w:pPr>
+      <w:proofErr w:type="spellStart"/>
       <w:r>
         <w:t>BG_</w:t>
       </w:r>
       <w:r>
         <w:t>nmol_gdw_h</w:t>
       </w:r>
+      <w:proofErr w:type="spellEnd"/>
       <w:r>
         <w:t>:</w:t>
       </w:r>
@@ -3128,12 +3616,14 @@
       <w:pPr>
         <w:spacing w:line="276" w:lineRule="auto"/>
       </w:pPr>
+      <w:proofErr w:type="spellStart"/>
       <w:r>
         <w:t>BX_</w:t>
       </w:r>
       <w:r>
         <w:t>nmol_gdw_h</w:t>
       </w:r>
+      <w:proofErr w:type="spellEnd"/>
       <w:r>
         <w:t xml:space="preserve">: </w:t>
       </w:r>
@@ -3148,12 +3638,14 @@
       <w:pPr>
         <w:spacing w:line="276" w:lineRule="auto"/>
       </w:pPr>
+      <w:proofErr w:type="spellStart"/>
       <w:r>
         <w:t>CB_</w:t>
       </w:r>
       <w:r>
         <w:t>nmol_gdw_h</w:t>
       </w:r>
+      <w:proofErr w:type="spellEnd"/>
       <w:r>
         <w:t xml:space="preserve">: </w:t>
       </w:r>
@@ -3168,12 +3660,14 @@
       <w:pPr>
         <w:spacing w:line="276" w:lineRule="auto"/>
       </w:pPr>
+      <w:proofErr w:type="spellStart"/>
       <w:r>
         <w:t>AP</w:t>
       </w:r>
       <w:r>
         <w:t>_nmol_gdw_h</w:t>
       </w:r>
+      <w:proofErr w:type="spellEnd"/>
       <w:r>
         <w:t xml:space="preserve">: </w:t>
       </w:r>
@@ -3188,12 +3682,14 @@
       <w:pPr>
         <w:spacing w:line="276" w:lineRule="auto"/>
       </w:pPr>
+      <w:proofErr w:type="spellStart"/>
       <w:r>
         <w:t>NAG</w:t>
       </w:r>
       <w:r>
         <w:t>_nmol_gdw_h</w:t>
       </w:r>
+      <w:proofErr w:type="spellEnd"/>
       <w:r>
         <w:t xml:space="preserve">: </w:t>
       </w:r>
@@ -3205,12 +3701,14 @@
       <w:pPr>
         <w:spacing w:line="276" w:lineRule="auto"/>
       </w:pPr>
+      <w:proofErr w:type="spellStart"/>
       <w:r>
         <w:t>Leu</w:t>
       </w:r>
       <w:r>
         <w:t>_nmol_gdw_h</w:t>
       </w:r>
+      <w:proofErr w:type="spellEnd"/>
       <w:r>
         <w:t xml:space="preserve">: </w:t>
       </w:r>
@@ -3222,12 +3720,14 @@
       <w:pPr>
         <w:spacing w:line="276" w:lineRule="auto"/>
       </w:pPr>
+      <w:proofErr w:type="spellStart"/>
       <w:r>
         <w:t>Ala</w:t>
       </w:r>
       <w:r>
         <w:t>_nmol_gdw_h</w:t>
       </w:r>
+      <w:proofErr w:type="spellEnd"/>
       <w:r>
         <w:t xml:space="preserve">: </w:t>
       </w:r>
@@ -3239,9 +3739,11 @@
       <w:pPr>
         <w:spacing w:line="276" w:lineRule="auto"/>
       </w:pPr>
+      <w:proofErr w:type="spellStart"/>
       <w:r>
         <w:t>Sum_Carbon</w:t>
       </w:r>
+      <w:proofErr w:type="spellEnd"/>
       <w:r>
         <w:t xml:space="preserve">: </w:t>
       </w:r>
@@ -3251,30 +3753,39 @@
       <w:r>
         <w:t xml:space="preserve"> degradation (</w:t>
       </w:r>
+      <w:proofErr w:type="spellStart"/>
       <w:r>
         <w:t>BG</w:t>
       </w:r>
       <w:r>
         <w:t>_nmol_gdw_h</w:t>
       </w:r>
-      <w:r>
-        <w:t xml:space="preserve"> + BX</w:t>
+      <w:proofErr w:type="spellEnd"/>
+      <w:r>
+        <w:t xml:space="preserve"> + </w:t>
+      </w:r>
+      <w:proofErr w:type="spellStart"/>
+      <w:r>
+        <w:t>BX</w:t>
       </w:r>
       <w:r>
         <w:t>_nmol_gdw_h</w:t>
       </w:r>
+      <w:proofErr w:type="spellEnd"/>
       <w:r>
         <w:t xml:space="preserve"> </w:t>
       </w:r>
       <w:r>
         <w:t xml:space="preserve">+ </w:t>
       </w:r>
+      <w:proofErr w:type="spellStart"/>
       <w:r>
         <w:t>CB</w:t>
       </w:r>
       <w:r>
         <w:t>_nmol_gdw_h</w:t>
       </w:r>
+      <w:proofErr w:type="spellEnd"/>
       <w:r>
         <w:t>)</w:t>
       </w:r>
@@ -3283,36 +3794,50 @@
       <w:pPr>
         <w:spacing w:line="276" w:lineRule="auto"/>
       </w:pPr>
+      <w:proofErr w:type="spellStart"/>
       <w:r>
         <w:t>Sum_Nitrogen</w:t>
       </w:r>
-      <w:r>
-        <w:t>: Summed activity of enzymes primarily targeted at nitrogen degradation (NAG</w:t>
+      <w:proofErr w:type="spellEnd"/>
+      <w:r>
+        <w:t>: Summed activity of enzymes primarily targeted at nitrogen degradation (</w:t>
+      </w:r>
+      <w:proofErr w:type="spellStart"/>
+      <w:r>
+        <w:t>NAG</w:t>
       </w:r>
       <w:r>
         <w:t>_nmol_gdw_h</w:t>
       </w:r>
+      <w:proofErr w:type="spellEnd"/>
       <w:r>
         <w:t xml:space="preserve"> </w:t>
       </w:r>
       <w:r>
         <w:t xml:space="preserve">+ </w:t>
       </w:r>
+      <w:proofErr w:type="spellStart"/>
       <w:r>
         <w:t>Leu</w:t>
       </w:r>
       <w:r>
         <w:t>_nmol_gdw_h</w:t>
       </w:r>
+      <w:proofErr w:type="spellEnd"/>
       <w:r>
         <w:t xml:space="preserve"> </w:t>
       </w:r>
       <w:r>
-        <w:t>+ Ala</w:t>
+        <w:t xml:space="preserve">+ </w:t>
+      </w:r>
+      <w:proofErr w:type="spellStart"/>
+      <w:r>
+        <w:t>Ala</w:t>
       </w:r>
       <w:r>
         <w:t>_nmol_gdw_h</w:t>
       </w:r>
+      <w:proofErr w:type="spellEnd"/>
       <w:r>
         <w:t>)</w:t>
       </w:r>
@@ -3324,18 +3849,22 @@
       <w:pPr>
         <w:spacing w:line="276" w:lineRule="auto"/>
       </w:pPr>
+      <w:proofErr w:type="spellStart"/>
       <w:r>
         <w:t>Sum_Phosphorus</w:t>
       </w:r>
+      <w:proofErr w:type="spellEnd"/>
       <w:r>
         <w:t xml:space="preserve">: Summed activity of enzymes primarily targeted at phosphorus degradation (equals to </w:t>
       </w:r>
+      <w:proofErr w:type="spellStart"/>
       <w:r>
         <w:t>AP</w:t>
       </w:r>
       <w:r>
         <w:t>_nmol_gdw_h</w:t>
       </w:r>
+      <w:proofErr w:type="spellEnd"/>
       <w:r>
         <w:t>)</w:t>
       </w:r>
@@ -3351,7 +3880,23 @@
         <w:t>C_N</w:t>
       </w:r>
       <w:r>
-        <w:t>: Ratio of Sum_Carbon: Sum_Nitrogen (unitless)</w:t>
+        <w:t xml:space="preserve">: Ratio of </w:t>
+      </w:r>
+      <w:proofErr w:type="spellStart"/>
+      <w:r>
+        <w:t>Sum_Carbon</w:t>
+      </w:r>
+      <w:proofErr w:type="spellEnd"/>
+      <w:r>
+        <w:t xml:space="preserve">: </w:t>
+      </w:r>
+      <w:proofErr w:type="spellStart"/>
+      <w:r>
+        <w:t>Sum_Nitrogen</w:t>
+      </w:r>
+      <w:proofErr w:type="spellEnd"/>
+      <w:r>
+        <w:t xml:space="preserve"> (unitless)</w:t>
       </w:r>
       <w:r>
         <w:tab/>
@@ -3374,7 +3919,23 @@
         <w:t xml:space="preserve"> </w:t>
       </w:r>
       <w:r>
-        <w:t>Ratio of Sum_Carbon: Sum_Phosphorus (unitless)</w:t>
+        <w:t xml:space="preserve">Ratio of </w:t>
+      </w:r>
+      <w:proofErr w:type="spellStart"/>
+      <w:r>
+        <w:t>Sum_Carbon</w:t>
+      </w:r>
+      <w:proofErr w:type="spellEnd"/>
+      <w:r>
+        <w:t xml:space="preserve">: </w:t>
+      </w:r>
+      <w:proofErr w:type="spellStart"/>
+      <w:r>
+        <w:t>Sum_Phosphorus</w:t>
+      </w:r>
+      <w:proofErr w:type="spellEnd"/>
+      <w:r>
+        <w:t xml:space="preserve"> (unitless)</w:t>
       </w:r>
       <w:r>
         <w:tab/>
@@ -3391,7 +3952,23 @@
         <w:t>N_P</w:t>
       </w:r>
       <w:r>
-        <w:t>: Ratio of Sum_Nitrogen: Sum_Phosphorus (unitless)</w:t>
+        <w:t xml:space="preserve">: Ratio of </w:t>
+      </w:r>
+      <w:proofErr w:type="spellStart"/>
+      <w:r>
+        <w:t>Sum_Nitrogen</w:t>
+      </w:r>
+      <w:proofErr w:type="spellEnd"/>
+      <w:r>
+        <w:t xml:space="preserve">: </w:t>
+      </w:r>
+      <w:proofErr w:type="spellStart"/>
+      <w:r>
+        <w:t>Sum_Phosphorus</w:t>
+      </w:r>
+      <w:proofErr w:type="spellEnd"/>
+      <w:r>
+        <w:t xml:space="preserve"> (unitless)</w:t>
       </w:r>
       <w:r>
         <w:tab/>
@@ -3401,17 +3978,27 @@
       <w:pPr>
         <w:spacing w:line="276" w:lineRule="auto"/>
       </w:pPr>
-      <w:r>
-        <w:t>MBC_ug_gdw: microbial biomass carbon measurement (ug C/g dry soil)</w:t>
-      </w:r>
-    </w:p>
-    <w:p>
-      <w:pPr>
-        <w:spacing w:line="276" w:lineRule="auto"/>
-      </w:pPr>
+      <w:proofErr w:type="spellStart"/>
+      <w:r>
+        <w:t>MBC_ug_gdw</w:t>
+      </w:r>
+      <w:proofErr w:type="spellEnd"/>
+      <w:r>
+        <w:t>: microbial biomass carbon measurement (ug C/g dry soil)</w:t>
+      </w:r>
+    </w:p>
+    <w:p>
+      <w:pPr>
+        <w:spacing w:line="276" w:lineRule="auto"/>
+      </w:pPr>
+      <w:proofErr w:type="spellStart"/>
       <w:r>
         <w:lastRenderedPageBreak/>
-        <w:t>MBN_ug_gdw: microbial biomass carbon measurement (ug N/g dry soil)</w:t>
+        <w:t>MBN_ug_gdw</w:t>
+      </w:r>
+      <w:proofErr w:type="spellEnd"/>
+      <w:r>
+        <w:t>: microbial biomass carbon measurement (ug N/g dry soil)</w:t>
       </w:r>
     </w:p>
     <w:p>
@@ -3476,45 +4063,59 @@
       <w:r>
         <w:t>Variables: [</w:t>
       </w:r>
+      <w:proofErr w:type="spellStart"/>
       <w:r>
         <w:t>BG_nmol_gdw_h</w:t>
       </w:r>
+      <w:proofErr w:type="spellEnd"/>
       <w:r>
         <w:t xml:space="preserve">; </w:t>
       </w:r>
+      <w:proofErr w:type="spellStart"/>
       <w:r>
         <w:t>BX_nmol_gdw_h</w:t>
       </w:r>
+      <w:proofErr w:type="spellEnd"/>
       <w:r>
         <w:t xml:space="preserve">; </w:t>
       </w:r>
+      <w:proofErr w:type="spellStart"/>
       <w:r>
         <w:t>CB_nmol_gdw_h</w:t>
       </w:r>
+      <w:proofErr w:type="spellEnd"/>
       <w:r>
         <w:t xml:space="preserve">; </w:t>
       </w:r>
+      <w:proofErr w:type="spellStart"/>
       <w:r>
         <w:t>AP_nmol_gdw_h</w:t>
       </w:r>
+      <w:proofErr w:type="spellEnd"/>
       <w:r>
         <w:t xml:space="preserve">; </w:t>
       </w:r>
+      <w:proofErr w:type="spellStart"/>
       <w:r>
         <w:t>NAG_nmol_gdw_h</w:t>
       </w:r>
+      <w:proofErr w:type="spellEnd"/>
       <w:r>
         <w:t xml:space="preserve">; </w:t>
       </w:r>
+      <w:proofErr w:type="spellStart"/>
       <w:r>
         <w:t>Leu_nmol_gdw_h</w:t>
       </w:r>
+      <w:proofErr w:type="spellEnd"/>
       <w:r>
         <w:t xml:space="preserve">; </w:t>
       </w:r>
+      <w:proofErr w:type="spellStart"/>
       <w:r>
         <w:t>Ala_nmol_gdw_h</w:t>
       </w:r>
+      <w:proofErr w:type="spellEnd"/>
       <w:r>
         <w:t>]</w:t>
       </w:r>
@@ -3559,23 +4160,25 @@
           <w:sz w:val="24"/>
           <w:szCs w:val="24"/>
         </w:rPr>
-        <w:t xml:space="preserve"> methylumbelliferone (MUB) linked hydrolytic enzymes and four methylcoumarin (MUC) linked peptidases involved in C and N cycling </w:t>
-      </w:r>
+        <w:t xml:space="preserve"> methylumbelliferone (MUB) linked hydrolytic enzymes and four </w:t>
+      </w:r>
+      <w:proofErr w:type="spellStart"/>
       <w:r>
         <w:rPr>
           <w:rFonts w:asciiTheme="minorHAnsi" w:hAnsiTheme="minorHAnsi"/>
           <w:sz w:val="24"/>
           <w:szCs w:val="24"/>
         </w:rPr>
-        <w:t>were</w:t>
-      </w:r>
+        <w:t>methylcoumarin</w:t>
+      </w:r>
+      <w:proofErr w:type="spellEnd"/>
       <w:r>
         <w:rPr>
           <w:rFonts w:asciiTheme="minorHAnsi" w:hAnsiTheme="minorHAnsi"/>
           <w:sz w:val="24"/>
           <w:szCs w:val="24"/>
         </w:rPr>
-        <w:t xml:space="preserve"> measured. The five MUB-linked enzymes include: ß-glucosidase (BG, hydrolyzes cellobiose into glucose), ß-xylosidase (BX, degrades hemicellulose), cellobiohydrolase (CB, degrades cellulose, is an exocellulase), acid phosphatase (AP, hydrolyses organic phosphates), </w:t>
+        <w:t xml:space="preserve"> (MUC) linked peptidases involved in C and N cycling </w:t>
       </w:r>
       <w:r>
         <w:rPr>
@@ -3583,7 +4186,7 @@
           <w:sz w:val="24"/>
           <w:szCs w:val="24"/>
         </w:rPr>
-        <w:t xml:space="preserve">and </w:t>
+        <w:t>were</w:t>
       </w:r>
       <w:r>
         <w:rPr>
@@ -3591,55 +4194,197 @@
           <w:sz w:val="24"/>
           <w:szCs w:val="24"/>
         </w:rPr>
-        <w:t xml:space="preserve">N-acetyl-ß-D-glucosaminidase (NAG, breaks down chitin and peptidoglycan, and hydrolyses glucosamine from chitobiose). </w:t>
-      </w:r>
+        <w:t xml:space="preserve"> measured. The five MUB-linked enzymes include: ß-glucosidase (BG, hydrolyzes cellobiose into glucose), ß-</w:t>
+      </w:r>
+      <w:proofErr w:type="spellStart"/>
       <w:r>
         <w:rPr>
           <w:rFonts w:asciiTheme="minorHAnsi" w:hAnsiTheme="minorHAnsi"/>
           <w:sz w:val="24"/>
           <w:szCs w:val="24"/>
         </w:rPr>
-        <w:t>The two MUC</w:t>
-      </w:r>
+        <w:t>xylosidase</w:t>
+      </w:r>
+      <w:proofErr w:type="spellEnd"/>
       <w:r>
         <w:rPr>
           <w:rFonts w:asciiTheme="minorHAnsi" w:hAnsiTheme="minorHAnsi"/>
           <w:sz w:val="24"/>
           <w:szCs w:val="24"/>
         </w:rPr>
-        <w:t>-linked peptidases include: Leucine aminopeptidase (Leu, hydrolyses leucine residues), alanine</w:t>
-      </w:r>
+        <w:t xml:space="preserve"> (BX, degrades hemicellulose), </w:t>
+      </w:r>
+      <w:proofErr w:type="spellStart"/>
       <w:r>
         <w:rPr>
           <w:rFonts w:asciiTheme="minorHAnsi" w:hAnsiTheme="minorHAnsi"/>
           <w:sz w:val="24"/>
           <w:szCs w:val="24"/>
         </w:rPr>
-        <w:t xml:space="preserve"> </w:t>
-      </w:r>
+        <w:t>cellobiohydrolase</w:t>
+      </w:r>
+      <w:proofErr w:type="spellEnd"/>
       <w:r>
         <w:rPr>
           <w:rFonts w:asciiTheme="minorHAnsi" w:hAnsiTheme="minorHAnsi"/>
           <w:sz w:val="24"/>
           <w:szCs w:val="24"/>
         </w:rPr>
-        <w:t>aminopeptidase (Ala, hydrolyses N-terminal alanine residues</w:t>
-      </w:r>
+        <w:t xml:space="preserve"> (CB, degrades cellulose, is an </w:t>
+      </w:r>
+      <w:proofErr w:type="spellStart"/>
       <w:r>
         <w:rPr>
           <w:rFonts w:asciiTheme="minorHAnsi" w:hAnsiTheme="minorHAnsi"/>
           <w:sz w:val="24"/>
           <w:szCs w:val="24"/>
         </w:rPr>
-        <w:t>).</w:t>
-      </w:r>
+        <w:t>exocellulase</w:t>
+      </w:r>
+      <w:proofErr w:type="spellEnd"/>
       <w:r>
         <w:rPr>
           <w:rFonts w:asciiTheme="minorHAnsi" w:hAnsiTheme="minorHAnsi"/>
           <w:sz w:val="24"/>
           <w:szCs w:val="24"/>
         </w:rPr>
-        <w:t xml:space="preserve"> Substrate concentrations were 400um in well for all enzymes except AP at 800um.</w:t>
+        <w:t xml:space="preserve">), acid phosphatase (AP, hydrolyses organic phosphates), </w:t>
+      </w:r>
+      <w:r>
+        <w:rPr>
+          <w:rFonts w:asciiTheme="minorHAnsi" w:hAnsiTheme="minorHAnsi"/>
+          <w:sz w:val="24"/>
+          <w:szCs w:val="24"/>
+        </w:rPr>
+        <w:t xml:space="preserve">and </w:t>
+      </w:r>
+      <w:r>
+        <w:rPr>
+          <w:rFonts w:asciiTheme="minorHAnsi" w:hAnsiTheme="minorHAnsi"/>
+          <w:sz w:val="24"/>
+          <w:szCs w:val="24"/>
+        </w:rPr>
+        <w:t>N-</w:t>
+      </w:r>
+      <w:proofErr w:type="gramStart"/>
+      <w:r>
+        <w:rPr>
+          <w:rFonts w:asciiTheme="minorHAnsi" w:hAnsiTheme="minorHAnsi"/>
+          <w:sz w:val="24"/>
+          <w:szCs w:val="24"/>
+        </w:rPr>
+        <w:t>acetyl-ß-D</w:t>
+      </w:r>
+      <w:proofErr w:type="gramEnd"/>
+      <w:r>
+        <w:rPr>
+          <w:rFonts w:asciiTheme="minorHAnsi" w:hAnsiTheme="minorHAnsi"/>
+          <w:sz w:val="24"/>
+          <w:szCs w:val="24"/>
+        </w:rPr>
+        <w:t>-</w:t>
+      </w:r>
+      <w:proofErr w:type="spellStart"/>
+      <w:r>
+        <w:rPr>
+          <w:rFonts w:asciiTheme="minorHAnsi" w:hAnsiTheme="minorHAnsi"/>
+          <w:sz w:val="24"/>
+          <w:szCs w:val="24"/>
+        </w:rPr>
+        <w:t>glucosaminidase</w:t>
+      </w:r>
+      <w:proofErr w:type="spellEnd"/>
+      <w:r>
+        <w:rPr>
+          <w:rFonts w:asciiTheme="minorHAnsi" w:hAnsiTheme="minorHAnsi"/>
+          <w:sz w:val="24"/>
+          <w:szCs w:val="24"/>
+        </w:rPr>
+        <w:t xml:space="preserve"> (NAG, breaks down chitin and peptidoglycan, and hydrolyses glucosamine from chitobiose). </w:t>
+      </w:r>
+      <w:r>
+        <w:rPr>
+          <w:rFonts w:asciiTheme="minorHAnsi" w:hAnsiTheme="minorHAnsi"/>
+          <w:sz w:val="24"/>
+          <w:szCs w:val="24"/>
+        </w:rPr>
+        <w:t>The two MUC</w:t>
+      </w:r>
+      <w:r>
+        <w:rPr>
+          <w:rFonts w:asciiTheme="minorHAnsi" w:hAnsiTheme="minorHAnsi"/>
+          <w:sz w:val="24"/>
+          <w:szCs w:val="24"/>
+        </w:rPr>
+        <w:t>-linked peptidases include: Leucine aminopeptidase (Leu, hydrolyses leucine residues), alanine</w:t>
+      </w:r>
+      <w:r>
+        <w:rPr>
+          <w:rFonts w:asciiTheme="minorHAnsi" w:hAnsiTheme="minorHAnsi"/>
+          <w:sz w:val="24"/>
+          <w:szCs w:val="24"/>
+        </w:rPr>
+        <w:t xml:space="preserve"> </w:t>
+      </w:r>
+      <w:r>
+        <w:rPr>
+          <w:rFonts w:asciiTheme="minorHAnsi" w:hAnsiTheme="minorHAnsi"/>
+          <w:sz w:val="24"/>
+          <w:szCs w:val="24"/>
+        </w:rPr>
+        <w:t>aminopeptidase (Ala, hydrolyses N-terminal alanine residues</w:t>
+      </w:r>
+      <w:r>
+        <w:rPr>
+          <w:rFonts w:asciiTheme="minorHAnsi" w:hAnsiTheme="minorHAnsi"/>
+          <w:sz w:val="24"/>
+          <w:szCs w:val="24"/>
+        </w:rPr>
+        <w:t>).</w:t>
+      </w:r>
+      <w:r>
+        <w:rPr>
+          <w:rFonts w:asciiTheme="minorHAnsi" w:hAnsiTheme="minorHAnsi"/>
+          <w:sz w:val="24"/>
+          <w:szCs w:val="24"/>
+        </w:rPr>
+        <w:t xml:space="preserve"> Substrate concentrations were 400</w:t>
+      </w:r>
+      <w:proofErr w:type="gramStart"/>
+      <w:r>
+        <w:rPr>
+          <w:rFonts w:asciiTheme="minorHAnsi" w:hAnsiTheme="minorHAnsi"/>
+          <w:sz w:val="24"/>
+          <w:szCs w:val="24"/>
+        </w:rPr>
+        <w:t>um</w:t>
+      </w:r>
+      <w:proofErr w:type="gramEnd"/>
+      <w:r>
+        <w:rPr>
+          <w:rFonts w:asciiTheme="minorHAnsi" w:hAnsiTheme="minorHAnsi"/>
+          <w:sz w:val="24"/>
+          <w:szCs w:val="24"/>
+        </w:rPr>
+        <w:t xml:space="preserve"> in well for all enzymes except AP at 800</w:t>
+      </w:r>
+      <w:proofErr w:type="gramStart"/>
+      <w:r>
+        <w:rPr>
+          <w:rFonts w:asciiTheme="minorHAnsi" w:hAnsiTheme="minorHAnsi"/>
+          <w:sz w:val="24"/>
+          <w:szCs w:val="24"/>
+        </w:rPr>
+        <w:t>um</w:t>
+      </w:r>
+      <w:proofErr w:type="gramEnd"/>
+      <w:r>
+        <w:rPr>
+          <w:rFonts w:asciiTheme="minorHAnsi" w:hAnsiTheme="minorHAnsi"/>
+          <w:sz w:val="24"/>
+          <w:szCs w:val="24"/>
+        </w:rPr>
+        <w:t>.</w:t>
       </w:r>
     </w:p>
     <w:p>
@@ -3971,7 +4716,39 @@
           <w:rStyle w:val="normaltextrun"/>
           <w:rFonts w:ascii="Aptos" w:eastAsiaTheme="majorEastAsia" w:hAnsi="Aptos" w:cs="Segoe UI"/>
         </w:rPr>
-        <w:t>[Variables: MBC_ug_gdw, MBN_ug_gdw, MBC_MBN]</w:t>
+        <w:t xml:space="preserve">[Variables: </w:t>
+      </w:r>
+      <w:proofErr w:type="spellStart"/>
+      <w:r>
+        <w:rPr>
+          <w:rStyle w:val="normaltextrun"/>
+          <w:rFonts w:ascii="Aptos" w:eastAsiaTheme="majorEastAsia" w:hAnsi="Aptos" w:cs="Segoe UI"/>
+        </w:rPr>
+        <w:t>MBC_ug_gdw</w:t>
+      </w:r>
+      <w:proofErr w:type="spellEnd"/>
+      <w:r>
+        <w:rPr>
+          <w:rStyle w:val="normaltextrun"/>
+          <w:rFonts w:ascii="Aptos" w:eastAsiaTheme="majorEastAsia" w:hAnsi="Aptos" w:cs="Segoe UI"/>
+        </w:rPr>
+        <w:t xml:space="preserve">, </w:t>
+      </w:r>
+      <w:proofErr w:type="spellStart"/>
+      <w:r>
+        <w:rPr>
+          <w:rStyle w:val="normaltextrun"/>
+          <w:rFonts w:ascii="Aptos" w:eastAsiaTheme="majorEastAsia" w:hAnsi="Aptos" w:cs="Segoe UI"/>
+        </w:rPr>
+        <w:t>MBN_ug_gdw</w:t>
+      </w:r>
+      <w:proofErr w:type="spellEnd"/>
+      <w:r>
+        <w:rPr>
+          <w:rStyle w:val="normaltextrun"/>
+          <w:rFonts w:ascii="Aptos" w:eastAsiaTheme="majorEastAsia" w:hAnsi="Aptos" w:cs="Segoe UI"/>
+        </w:rPr>
+        <w:t>, MBC_MBN]</w:t>
       </w:r>
       <w:r>
         <w:rPr>
@@ -4066,7 +4843,23 @@
           <w:rStyle w:val="normaltextrun"/>
           <w:rFonts w:ascii="Aptos" w:eastAsiaTheme="majorEastAsia" w:hAnsi="Aptos" w:cs="Segoe UI"/>
         </w:rPr>
-        <w:t xml:space="preserve">We used a sequential chloroform fumigation extraction (CFE) method for salt extractable and microbial biomass C and N pool quantification.  Using a 50 mL conical tube, 8 g subsamples were shaken horizontally at 200 rpm at room temperature for 2 hours in 24 mL of 0.5 M K2SO4. After, subsamples were centrifuged at 3,220 x g for 20 minutes. Then, the supernatant was filtered through quantitative ashless filter paper (Whatman No. 42), which had been pre-leached three times with 0.5 M K2SO4 and one time with ultrapure water. Two to three drops of phosphoric acid were added to the filtrate for preservation then frozen in -20 °C for storage until total organic carbon (TOC) and total nitrogen (TN) analysis. The same initial 8 g of soil pellet was then reused in sequence to measure microbial biomass carbon (MBC) and microbial biomass nitrogen (MBN). Two milliliters of ethanol-free chloroform (VWR# BJ049-1L) was added to each subsample and incubated at room temperature in the dark for 24 hrs. Chloroform was allowed to evaporate from the samples for 48 hours. The 0.5 M K2SO4 extraction was then repeated according to the same protocol. </w:t>
+        <w:t xml:space="preserve">We used a sequential chloroform fumigation extraction (CFE) method for salt extractable and microbial biomass C and N pool quantification.  Using a 50 mL conical tube, 8 g subsamples were shaken horizontally at 200 rpm at room temperature for 2 hours in 24 mL of 0.5 M K2SO4. After, subsamples were centrifuged at 3,220 x g for 20 minutes. Then, the supernatant was filtered through quantitative ashless filter paper (Whatman No. 42), which had been pre-leached three times with 0.5 M K2SO4 and one time with ultrapure water. Two to three drops of phosphoric acid were added to the filtrate for preservation then frozen in -20 °C for storage until total organic carbon (TOC) and total nitrogen (TN) analysis. The same initial 8 g of soil pellet was then reused in sequence to measure microbial biomass carbon (MBC) and microbial biomass nitrogen (MBN). Two milliliters of ethanol-free chloroform (VWR# BJ049-1L) </w:t>
+      </w:r>
+      <w:proofErr w:type="gramStart"/>
+      <w:r>
+        <w:rPr>
+          <w:rStyle w:val="normaltextrun"/>
+          <w:rFonts w:ascii="Aptos" w:eastAsiaTheme="majorEastAsia" w:hAnsi="Aptos" w:cs="Segoe UI"/>
+        </w:rPr>
+        <w:t>was</w:t>
+      </w:r>
+      <w:proofErr w:type="gramEnd"/>
+      <w:r>
+        <w:rPr>
+          <w:rStyle w:val="normaltextrun"/>
+          <w:rFonts w:ascii="Aptos" w:eastAsiaTheme="majorEastAsia" w:hAnsi="Aptos" w:cs="Segoe UI"/>
+        </w:rPr>
+        <w:t xml:space="preserve"> added to each subsample and incubated at room temperature in the dark for 24 hrs. Chloroform was allowed to evaporate from the samples for 48 hours. The 0.5 M K2SO4 extraction was then repeated according to the same protocol. </w:t>
       </w:r>
     </w:p>
     <w:p>
@@ -4095,7 +4888,23 @@
           <w:rStyle w:val="normaltextrun"/>
           <w:rFonts w:ascii="Aptos" w:eastAsiaTheme="majorEastAsia" w:hAnsi="Aptos" w:cs="Segoe UI"/>
         </w:rPr>
-        <w:t xml:space="preserve">Acidified extracts were diluted 10X with 0.05M HCl and were analyzed with a Vario TOC Cube analyzer (elementar, Germany) or TOC-L/TNM-L (Shimadzu, Columbia, Maryland) to </w:t>
+        <w:t>Acidified extracts were diluted 10X with 0.05M HCl and were analyzed with a Vario TOC Cube analyzer (</w:t>
+      </w:r>
+      <w:proofErr w:type="spellStart"/>
+      <w:r>
+        <w:rPr>
+          <w:rStyle w:val="normaltextrun"/>
+          <w:rFonts w:ascii="Aptos" w:eastAsiaTheme="majorEastAsia" w:hAnsi="Aptos" w:cs="Segoe UI"/>
+        </w:rPr>
+        <w:t>elementar</w:t>
+      </w:r>
+      <w:proofErr w:type="spellEnd"/>
+      <w:r>
+        <w:rPr>
+          <w:rStyle w:val="normaltextrun"/>
+          <w:rFonts w:ascii="Aptos" w:eastAsiaTheme="majorEastAsia" w:hAnsi="Aptos" w:cs="Segoe UI"/>
+        </w:rPr>
+        <w:t xml:space="preserve">, Germany) or TOC-L/TNM-L (Shimadzu, Columbia, Maryland) to </w:t>
       </w:r>
       <w:r>
         <w:rPr>
@@ -4109,7 +4918,23 @@
           <w:rStyle w:val="normaltextrun"/>
           <w:rFonts w:asciiTheme="minorHAnsi" w:eastAsiaTheme="majorEastAsia" w:hAnsiTheme="minorHAnsi" w:cs="Segoe UI"/>
         </w:rPr>
-        <w:t xml:space="preserve">A carbon + nitrogen standard curve of potassium hydrogen phthalate (0-10ppm) and potassium nitrate (0-5 ppm) was run at the start and end of each batch of samples and check standards were run every 10 samples). </w:t>
+        <w:t xml:space="preserve">A carbon + nitrogen standard curve of potassium hydrogen phthalate (0-10ppm) and potassium nitrate (0-5 ppm) </w:t>
+      </w:r>
+      <w:proofErr w:type="gramStart"/>
+      <w:r>
+        <w:rPr>
+          <w:rStyle w:val="normaltextrun"/>
+          <w:rFonts w:asciiTheme="minorHAnsi" w:eastAsiaTheme="majorEastAsia" w:hAnsiTheme="minorHAnsi" w:cs="Segoe UI"/>
+        </w:rPr>
+        <w:t>was</w:t>
+      </w:r>
+      <w:proofErr w:type="gramEnd"/>
+      <w:r>
+        <w:rPr>
+          <w:rStyle w:val="normaltextrun"/>
+          <w:rFonts w:asciiTheme="minorHAnsi" w:eastAsiaTheme="majorEastAsia" w:hAnsiTheme="minorHAnsi" w:cs="Segoe UI"/>
+        </w:rPr>
+        <w:t xml:space="preserve"> run at the start and end of each batch of samples and check standards were run every 10 samples). </w:t>
       </w:r>
       <w:r>
         <w:rPr>
@@ -4333,13 +5158,23 @@
           <w:rFonts w:asciiTheme="minorHAnsi" w:hAnsiTheme="minorHAnsi"/>
         </w:rPr>
       </w:pPr>
+      <w:proofErr w:type="gramStart"/>
       <w:r>
         <w:rPr>
           <w:rStyle w:val="normaltextrun"/>
           <w:rFonts w:asciiTheme="minorHAnsi" w:eastAsiaTheme="majorEastAsia" w:hAnsiTheme="minorHAnsi"/>
           <w:color w:val="000000"/>
         </w:rPr>
-        <w:t>Calculate mean fluorescence values across replicate wells.</w:t>
+        <w:t>Calculate</w:t>
+      </w:r>
+      <w:proofErr w:type="gramEnd"/>
+      <w:r>
+        <w:rPr>
+          <w:rStyle w:val="normaltextrun"/>
+          <w:rFonts w:asciiTheme="minorHAnsi" w:eastAsiaTheme="majorEastAsia" w:hAnsiTheme="minorHAnsi"/>
+          <w:color w:val="000000"/>
+        </w:rPr>
+        <w:t xml:space="preserve"> mean fluorescence values across replicate wells.</w:t>
       </w:r>
       <w:r>
         <w:rPr>
@@ -4756,7 +5591,25 @@
           <w:rFonts w:asciiTheme="minorHAnsi" w:eastAsiaTheme="majorEastAsia" w:hAnsiTheme="minorHAnsi"/>
           <w:color w:val="000000"/>
         </w:rPr>
-        <w:t xml:space="preserve"> (RFU) of each substrate: Net Fluorescence  =  ((mean fluorescence of the sample – soil blank)/ Quench Coefficient) - mean fluorescence from the unquenched plate</w:t>
+        <w:t xml:space="preserve"> (RFU) of each substrate: Net </w:t>
+      </w:r>
+      <w:proofErr w:type="gramStart"/>
+      <w:r>
+        <w:rPr>
+          <w:rStyle w:val="normaltextrun"/>
+          <w:rFonts w:asciiTheme="minorHAnsi" w:eastAsiaTheme="majorEastAsia" w:hAnsiTheme="minorHAnsi"/>
+          <w:color w:val="000000"/>
+        </w:rPr>
+        <w:t>Fluorescence  =</w:t>
+      </w:r>
+      <w:proofErr w:type="gramEnd"/>
+      <w:r>
+        <w:rPr>
+          <w:rStyle w:val="normaltextrun"/>
+          <w:rFonts w:asciiTheme="minorHAnsi" w:eastAsiaTheme="majorEastAsia" w:hAnsiTheme="minorHAnsi"/>
+          <w:color w:val="000000"/>
+        </w:rPr>
+        <w:t>  ((mean fluorescence of the sample – soil blank)/ Quench Coefficient) - mean fluorescence from the unquenched plate</w:t>
       </w:r>
       <w:r>
         <w:rPr>
@@ -4826,7 +5679,43 @@
           <w:rFonts w:asciiTheme="minorHAnsi" w:eastAsiaTheme="majorEastAsia" w:hAnsiTheme="minorHAnsi"/>
           <w:color w:val="000000"/>
         </w:rPr>
-        <w:t>) for each sample plate: Emission Coefficient = Slope of the MUB or MUC curve from the sample plate / (volume in the standard wells (i.e 250 ul) / 1000 (to convert uL to mL)</w:t>
+        <w:t>) for each sample plate: Emission Coefficient = Slope of the MUB or MUC curve from the sample plate / (volume in the standard wells (</w:t>
+      </w:r>
+      <w:proofErr w:type="spellStart"/>
+      <w:r>
+        <w:rPr>
+          <w:rStyle w:val="normaltextrun"/>
+          <w:rFonts w:asciiTheme="minorHAnsi" w:eastAsiaTheme="majorEastAsia" w:hAnsiTheme="minorHAnsi"/>
+          <w:color w:val="000000"/>
+        </w:rPr>
+        <w:t>i.e</w:t>
+      </w:r>
+      <w:proofErr w:type="spellEnd"/>
+      <w:r>
+        <w:rPr>
+          <w:rStyle w:val="normaltextrun"/>
+          <w:rFonts w:asciiTheme="minorHAnsi" w:eastAsiaTheme="majorEastAsia" w:hAnsiTheme="minorHAnsi"/>
+          <w:color w:val="000000"/>
+        </w:rPr>
+        <w:t xml:space="preserve"> 250 ul) / 1000 (to convert </w:t>
+      </w:r>
+      <w:proofErr w:type="spellStart"/>
+      <w:r>
+        <w:rPr>
+          <w:rStyle w:val="normaltextrun"/>
+          <w:rFonts w:asciiTheme="minorHAnsi" w:eastAsiaTheme="majorEastAsia" w:hAnsiTheme="minorHAnsi"/>
+          <w:color w:val="000000"/>
+        </w:rPr>
+        <w:t>uL</w:t>
+      </w:r>
+      <w:proofErr w:type="spellEnd"/>
+      <w:r>
+        <w:rPr>
+          <w:rStyle w:val="normaltextrun"/>
+          <w:rFonts w:asciiTheme="minorHAnsi" w:eastAsiaTheme="majorEastAsia" w:hAnsiTheme="minorHAnsi"/>
+          <w:color w:val="000000"/>
+        </w:rPr>
+        <w:t xml:space="preserve"> to mL)</w:t>
       </w:r>
       <w:r>
         <w:rPr>
@@ -4861,7 +5750,43 @@
           <w:rFonts w:asciiTheme="minorHAnsi" w:eastAsiaTheme="majorEastAsia" w:hAnsiTheme="minorHAnsi"/>
           <w:color w:val="000000"/>
         </w:rPr>
-        <w:t>Calculate the umol MUB or MUC released per g dry soil for both the 1hr plate reads and the 3hr plate reads = (Net Fluorescence x Buffer volume in mL (i.e. 100))/(Emission Coefficient x volume in the well (i.e. 250ul /1000 to co</w:t>
+        <w:t xml:space="preserve">Calculate the </w:t>
+      </w:r>
+      <w:proofErr w:type="spellStart"/>
+      <w:r>
+        <w:rPr>
+          <w:rStyle w:val="normaltextrun"/>
+          <w:rFonts w:asciiTheme="minorHAnsi" w:eastAsiaTheme="majorEastAsia" w:hAnsiTheme="minorHAnsi"/>
+          <w:color w:val="000000"/>
+        </w:rPr>
+        <w:t>umol</w:t>
+      </w:r>
+      <w:proofErr w:type="spellEnd"/>
+      <w:r>
+        <w:rPr>
+          <w:rStyle w:val="normaltextrun"/>
+          <w:rFonts w:asciiTheme="minorHAnsi" w:eastAsiaTheme="majorEastAsia" w:hAnsiTheme="minorHAnsi"/>
+          <w:color w:val="000000"/>
+        </w:rPr>
+        <w:t xml:space="preserve"> MUB or MUC released per g dry soil for both the 1hr plate reads and the 3hr plate reads = (Net Fluorescence x Buffer volume in mL (i.e. 100))</w:t>
+      </w:r>
+      <w:proofErr w:type="gramStart"/>
+      <w:r>
+        <w:rPr>
+          <w:rStyle w:val="normaltextrun"/>
+          <w:rFonts w:asciiTheme="minorHAnsi" w:eastAsiaTheme="majorEastAsia" w:hAnsiTheme="minorHAnsi"/>
+          <w:color w:val="000000"/>
+        </w:rPr>
+        <w:t>/(</w:t>
+      </w:r>
+      <w:proofErr w:type="gramEnd"/>
+      <w:r>
+        <w:rPr>
+          <w:rStyle w:val="normaltextrun"/>
+          <w:rFonts w:asciiTheme="minorHAnsi" w:eastAsiaTheme="majorEastAsia" w:hAnsiTheme="minorHAnsi"/>
+          <w:color w:val="000000"/>
+        </w:rPr>
+        <w:t>Emission Coefficient x volume in the well (i.e. 250ul /1000 to co</w:t>
       </w:r>
       <w:r>
         <w:rPr>
@@ -4966,7 +5891,61 @@
           <w:rFonts w:asciiTheme="minorHAnsi" w:eastAsiaTheme="majorEastAsia" w:hAnsiTheme="minorHAnsi"/>
           <w:color w:val="000000"/>
         </w:rPr>
-        <w:t>(umol g-1 hr-1) = (umol MUB or MUC released per g dry soil at 3hr - umol MUB or MUC released per g dry soil at 1hr) / elapsed time in hours</w:t>
+        <w:t>(</w:t>
+      </w:r>
+      <w:proofErr w:type="spellStart"/>
+      <w:r>
+        <w:rPr>
+          <w:rStyle w:val="normaltextrun"/>
+          <w:rFonts w:asciiTheme="minorHAnsi" w:eastAsiaTheme="majorEastAsia" w:hAnsiTheme="minorHAnsi"/>
+          <w:color w:val="000000"/>
+        </w:rPr>
+        <w:t>umol</w:t>
+      </w:r>
+      <w:proofErr w:type="spellEnd"/>
+      <w:r>
+        <w:rPr>
+          <w:rStyle w:val="normaltextrun"/>
+          <w:rFonts w:asciiTheme="minorHAnsi" w:eastAsiaTheme="majorEastAsia" w:hAnsiTheme="minorHAnsi"/>
+          <w:color w:val="000000"/>
+        </w:rPr>
+        <w:t xml:space="preserve"> g-1 hr-1) = (</w:t>
+      </w:r>
+      <w:proofErr w:type="spellStart"/>
+      <w:r>
+        <w:rPr>
+          <w:rStyle w:val="normaltextrun"/>
+          <w:rFonts w:asciiTheme="minorHAnsi" w:eastAsiaTheme="majorEastAsia" w:hAnsiTheme="minorHAnsi"/>
+          <w:color w:val="000000"/>
+        </w:rPr>
+        <w:t>umol</w:t>
+      </w:r>
+      <w:proofErr w:type="spellEnd"/>
+      <w:r>
+        <w:rPr>
+          <w:rStyle w:val="normaltextrun"/>
+          <w:rFonts w:asciiTheme="minorHAnsi" w:eastAsiaTheme="majorEastAsia" w:hAnsiTheme="minorHAnsi"/>
+          <w:color w:val="000000"/>
+        </w:rPr>
+        <w:t xml:space="preserve"> MUB or MUC released per g dry soil at 3hr - </w:t>
+      </w:r>
+      <w:proofErr w:type="spellStart"/>
+      <w:r>
+        <w:rPr>
+          <w:rStyle w:val="normaltextrun"/>
+          <w:rFonts w:asciiTheme="minorHAnsi" w:eastAsiaTheme="majorEastAsia" w:hAnsiTheme="minorHAnsi"/>
+          <w:color w:val="000000"/>
+        </w:rPr>
+        <w:t>umol</w:t>
+      </w:r>
+      <w:proofErr w:type="spellEnd"/>
+      <w:r>
+        <w:rPr>
+          <w:rStyle w:val="normaltextrun"/>
+          <w:rFonts w:asciiTheme="minorHAnsi" w:eastAsiaTheme="majorEastAsia" w:hAnsiTheme="minorHAnsi"/>
+          <w:color w:val="000000"/>
+        </w:rPr>
+        <w:t xml:space="preserve"> MUB or MUC released per g dry soil at 1hr) / elapsed time in hours</w:t>
       </w:r>
       <w:r>
         <w:rPr>
@@ -5059,7 +6038,23 @@
           <w:rStyle w:val="normaltextrun"/>
           <w:rFonts w:asciiTheme="minorHAnsi" w:eastAsiaTheme="majorEastAsia" w:hAnsiTheme="minorHAnsi" w:cs="Segoe UI"/>
         </w:rPr>
-        <w:t xml:space="preserve"> Calculations: Peak areas were converted to ppm using the standard curves and TOC/TN in the process blanks was subtracted from all samples. TOC/TN concentrations </w:t>
+        <w:t xml:space="preserve"> Calculations: Peak areas were converted to ppm using the standard curves and TOC/TN in the process blanks </w:t>
+      </w:r>
+      <w:proofErr w:type="gramStart"/>
+      <w:r>
+        <w:rPr>
+          <w:rStyle w:val="normaltextrun"/>
+          <w:rFonts w:asciiTheme="minorHAnsi" w:eastAsiaTheme="majorEastAsia" w:hAnsiTheme="minorHAnsi" w:cs="Segoe UI"/>
+        </w:rPr>
+        <w:t>was</w:t>
+      </w:r>
+      <w:proofErr w:type="gramEnd"/>
+      <w:r>
+        <w:rPr>
+          <w:rStyle w:val="normaltextrun"/>
+          <w:rFonts w:asciiTheme="minorHAnsi" w:eastAsiaTheme="majorEastAsia" w:hAnsiTheme="minorHAnsi" w:cs="Segoe UI"/>
+        </w:rPr>
+        <w:t xml:space="preserve"> subtracted from all samples. TOC/TN concentrations </w:t>
       </w:r>
       <w:r>
         <w:rPr>
@@ -5208,6 +6203,7 @@
         </w:rPr>
         <w:t>), operated by Washington State University, and described in our previous publications. The site is characterized by marginal soil with low organic matter content (~1.5% at the 5-15cm depth) and pH of 8. Tall wheatgrass (</w:t>
       </w:r>
+      <w:proofErr w:type="spellStart"/>
       <w:r>
         <w:rPr>
           <w:rStyle w:val="normaltextrun"/>
@@ -5215,8 +6211,29 @@
           <w:i/>
           <w:iCs/>
         </w:rPr>
-        <w:t>Thinopyrum ponticum</w:t>
-      </w:r>
+        <w:t>Thinopyrum</w:t>
+      </w:r>
+      <w:proofErr w:type="spellEnd"/>
+      <w:r>
+        <w:rPr>
+          <w:rStyle w:val="normaltextrun"/>
+          <w:rFonts w:ascii="Aptos" w:eastAsiaTheme="majorEastAsia" w:hAnsi="Aptos" w:cs="Segoe UI"/>
+          <w:i/>
+          <w:iCs/>
+        </w:rPr>
+        <w:t xml:space="preserve"> </w:t>
+      </w:r>
+      <w:proofErr w:type="spellStart"/>
+      <w:r>
+        <w:rPr>
+          <w:rStyle w:val="normaltextrun"/>
+          <w:rFonts w:ascii="Aptos" w:eastAsiaTheme="majorEastAsia" w:hAnsi="Aptos" w:cs="Segoe UI"/>
+          <w:i/>
+          <w:iCs/>
+        </w:rPr>
+        <w:t>ponticum</w:t>
+      </w:r>
+      <w:proofErr w:type="spellEnd"/>
       <w:r>
         <w:rPr>
           <w:rStyle w:val="normaltextrun"/>
@@ -5500,7 +6517,23 @@
           <w:rStyle w:val="normaltextrun"/>
           <w:rFonts w:ascii="Aptos" w:eastAsiaTheme="majorEastAsia" w:hAnsi="Aptos" w:cs="Segoe UI"/>
         </w:rPr>
-        <w:t xml:space="preserve"> sieves were used to homogenize soil and remove large roots and rocks prior to subsampling. All subsampling was completed within 24 hours of sample collection. Subsamples for MicroResp were stored at 4</w:t>
+        <w:t xml:space="preserve"> sieves were used to homogenize soil and remove large roots and rocks prior to subsampling. All subsampling was completed within 24 hours of sample collection. Subsamples for </w:t>
+      </w:r>
+      <w:proofErr w:type="spellStart"/>
+      <w:r>
+        <w:rPr>
+          <w:rStyle w:val="normaltextrun"/>
+          <w:rFonts w:ascii="Aptos" w:eastAsiaTheme="majorEastAsia" w:hAnsi="Aptos" w:cs="Segoe UI"/>
+        </w:rPr>
+        <w:t>MicroResp</w:t>
+      </w:r>
+      <w:proofErr w:type="spellEnd"/>
+      <w:r>
+        <w:rPr>
+          <w:rStyle w:val="normaltextrun"/>
+          <w:rFonts w:ascii="Aptos" w:eastAsiaTheme="majorEastAsia" w:hAnsi="Aptos" w:cs="Segoe UI"/>
+        </w:rPr>
+        <w:t xml:space="preserve"> were stored at 4</w:t>
       </w:r>
       <w:r>
         <w:rPr>
@@ -5545,7 +6578,15 @@
         </w:rPr>
       </w:pPr>
       <w:r>
-        <w:t xml:space="preserve">7. People involved with sample collection, processing, analysis and/or submission: Sheryl Bell, Amy Zimmerman, Regan McDearis, Evan Warburton, Sharon Zhao, </w:t>
+        <w:t xml:space="preserve">7. People involved with sample collection, processing, analysis and/or submission: Sheryl Bell, Amy Zimmerman, Regan </w:t>
+      </w:r>
+      <w:proofErr w:type="spellStart"/>
+      <w:r>
+        <w:t>McDearis</w:t>
+      </w:r>
+      <w:proofErr w:type="spellEnd"/>
+      <w:r>
+        <w:t xml:space="preserve">, Evan Warburton, Sharon Zhao, </w:t>
       </w:r>
       <w:r>
         <w:t xml:space="preserve">Vanessa Garayburu-Caruso, Kali Cornwell, </w:t>
@@ -5655,16 +6696,31 @@
       <w:pPr>
         <w:spacing w:line="276" w:lineRule="auto"/>
       </w:pPr>
-      <w:r>
-        <w:t>Sample_cat: unique Soils SFA identifier (format SM####)</w:t>
-      </w:r>
-    </w:p>
-    <w:p>
-      <w:pPr>
-        <w:spacing w:line="276" w:lineRule="auto"/>
-      </w:pPr>
-      <w:r>
-        <w:t>Collection_date: date of sample collection (YYYY-MM-DD)</w:t>
+      <w:proofErr w:type="spellStart"/>
+      <w:r>
+        <w:t>Sample_cat</w:t>
+      </w:r>
+      <w:proofErr w:type="spellEnd"/>
+      <w:r>
+        <w:t xml:space="preserve">: unique Soils SFA identifier (format </w:t>
+      </w:r>
+      <w:proofErr w:type="gramStart"/>
+      <w:r>
+        <w:t>SM####)</w:t>
+      </w:r>
+      <w:proofErr w:type="gramEnd"/>
+    </w:p>
+    <w:p>
+      <w:pPr>
+        <w:spacing w:line="276" w:lineRule="auto"/>
+      </w:pPr>
+      <w:proofErr w:type="spellStart"/>
+      <w:r>
+        <w:t>Collection_date</w:t>
+      </w:r>
+      <w:proofErr w:type="spellEnd"/>
+      <w:r>
+        <w:t>: date of sample collection (YYYY-MM-DD)</w:t>
       </w:r>
     </w:p>
     <w:p>
@@ -5679,16 +6735,26 @@
       <w:pPr>
         <w:spacing w:line="276" w:lineRule="auto"/>
       </w:pPr>
-      <w:r>
-        <w:t>Irrigation_trmt_pct: irrigation treatment level by relative % water application (25, 100)</w:t>
-      </w:r>
-    </w:p>
-    <w:p>
-      <w:pPr>
-        <w:spacing w:line="276" w:lineRule="auto"/>
-      </w:pPr>
-      <w:r>
-        <w:t>Irrigaiton_trmt_cat: irrigation treatment level by category (T1 = 100%, T4 = 25%)</w:t>
+      <w:proofErr w:type="spellStart"/>
+      <w:r>
+        <w:t>Irrigation_trmt_pct</w:t>
+      </w:r>
+      <w:proofErr w:type="spellEnd"/>
+      <w:r>
+        <w:t>: irrigation treatment level by relative % water application (25, 100)</w:t>
+      </w:r>
+    </w:p>
+    <w:p>
+      <w:pPr>
+        <w:spacing w:line="276" w:lineRule="auto"/>
+      </w:pPr>
+      <w:proofErr w:type="spellStart"/>
+      <w:r>
+        <w:t>Irrigaiton_trmt_cat</w:t>
+      </w:r>
+      <w:proofErr w:type="spellEnd"/>
+      <w:r>
+        <w:t>: irrigation treatment level by category (T1 = 100%, T4 = 25%)</w:t>
       </w:r>
     </w:p>
     <w:p>
@@ -5764,16 +6830,24 @@
           <w:rFonts w:eastAsiaTheme="minorEastAsia"/>
         </w:rPr>
       </w:pPr>
+      <w:proofErr w:type="spellStart"/>
       <w:r>
         <w:rPr>
           <w:rFonts w:eastAsiaTheme="minorEastAsia"/>
         </w:rPr>
-        <w:t>Depth_cm: depth of soil sampled (numeric range in cm) [</w:t>
-      </w:r>
+        <w:t>Depth_cm</w:t>
+      </w:r>
+      <w:proofErr w:type="spellEnd"/>
       <w:r>
         <w:rPr>
           <w:rFonts w:eastAsiaTheme="minorEastAsia"/>
         </w:rPr>
+        <w:t>: depth of soil sampled (numeric range in cm) [</w:t>
+      </w:r>
+      <w:r>
+        <w:rPr>
+          <w:rFonts w:eastAsiaTheme="minorEastAsia"/>
+        </w:rPr>
         <w:t>0</w:t>
       </w:r>
       <w:r>
@@ -5790,16 +6864,24 @@
           <w:rFonts w:eastAsiaTheme="minorEastAsia"/>
         </w:rPr>
       </w:pPr>
+      <w:proofErr w:type="spellStart"/>
       <w:r>
         <w:rPr>
           <w:rFonts w:eastAsiaTheme="minorEastAsia"/>
         </w:rPr>
-        <w:t>Soil_frac: soil fract</w:t>
-      </w:r>
+        <w:t>Soil_frac</w:t>
+      </w:r>
+      <w:proofErr w:type="spellEnd"/>
       <w:r>
         <w:rPr>
           <w:rFonts w:eastAsiaTheme="minorEastAsia"/>
         </w:rPr>
+        <w:t>: soil fract</w:t>
+      </w:r>
+      <w:r>
+        <w:rPr>
+          <w:rFonts w:eastAsiaTheme="minorEastAsia"/>
+        </w:rPr>
         <w:t>i</w:t>
       </w:r>
       <w:r>
@@ -5825,10 +6907,32 @@
       <w:pPr>
         <w:spacing w:line="276" w:lineRule="auto"/>
       </w:pPr>
+      <w:proofErr w:type="spellStart"/>
       <w:r>
         <w:lastRenderedPageBreak/>
-        <w:t xml:space="preserve">SoilTemp_mean: Soil temperature data from Meter Teros11 soil temperature sensors installed at 18cm depth within experiment plots. Mean of values from 12:00 three days prior to Collection_date until 12:00 on Collection_date (units </w:t>
-      </w:r>
+        <w:t>SoilTemp_mean</w:t>
+      </w:r>
+      <w:proofErr w:type="spellEnd"/>
+      <w:r>
+        <w:t xml:space="preserve">: Soil temperature data from Meter Teros11 soil temperature sensors installed at 18cm depth within experiment plots. Mean of values from 12:00 three days prior to </w:t>
+      </w:r>
+      <w:proofErr w:type="spellStart"/>
+      <w:r>
+        <w:t>Collection_date</w:t>
+      </w:r>
+      <w:proofErr w:type="spellEnd"/>
+      <w:r>
+        <w:t xml:space="preserve"> until 12:00 on </w:t>
+      </w:r>
+      <w:proofErr w:type="spellStart"/>
+      <w:r>
+        <w:t>Collection_date</w:t>
+      </w:r>
+      <w:proofErr w:type="spellEnd"/>
+      <w:r>
+        <w:t xml:space="preserve"> (units </w:t>
+      </w:r>
+      <w:proofErr w:type="spellStart"/>
       <w:r>
         <w:rPr>
           <w:vertAlign w:val="superscript"/>
@@ -5836,16 +6940,42 @@
         <w:t>o</w:t>
       </w:r>
       <w:r>
-        <w:t>C)</w:t>
-      </w:r>
-    </w:p>
-    <w:p>
-      <w:pPr>
-        <w:spacing w:line="276" w:lineRule="auto"/>
-      </w:pPr>
-      <w:r>
-        <w:t xml:space="preserve">SoilTemp_min: Soil temperature data from Meter Teros11 soil temperature sensors installed at 18cm depth within experiment plots. Minimum of values from 12:00 three days prior to Collection_date until 12:00 on Collection_date (units </w:t>
-      </w:r>
+        <w:t>C</w:t>
+      </w:r>
+      <w:proofErr w:type="spellEnd"/>
+      <w:r>
+        <w:t>)</w:t>
+      </w:r>
+    </w:p>
+    <w:p>
+      <w:pPr>
+        <w:spacing w:line="276" w:lineRule="auto"/>
+      </w:pPr>
+      <w:proofErr w:type="spellStart"/>
+      <w:r>
+        <w:t>SoilTemp_min</w:t>
+      </w:r>
+      <w:proofErr w:type="spellEnd"/>
+      <w:r>
+        <w:t xml:space="preserve">: Soil temperature data from Meter Teros11 soil temperature sensors installed at 18cm depth within experiment plots. Minimum of values from 12:00 three days prior to </w:t>
+      </w:r>
+      <w:proofErr w:type="spellStart"/>
+      <w:r>
+        <w:t>Collection_date</w:t>
+      </w:r>
+      <w:proofErr w:type="spellEnd"/>
+      <w:r>
+        <w:t xml:space="preserve"> until 12:00 on </w:t>
+      </w:r>
+      <w:proofErr w:type="spellStart"/>
+      <w:r>
+        <w:t>Collection_date</w:t>
+      </w:r>
+      <w:proofErr w:type="spellEnd"/>
+      <w:r>
+        <w:t xml:space="preserve"> (units </w:t>
+      </w:r>
+      <w:proofErr w:type="spellStart"/>
       <w:r>
         <w:rPr>
           <w:vertAlign w:val="superscript"/>
@@ -5853,16 +6983,50 @@
         <w:t>o</w:t>
       </w:r>
       <w:r>
-        <w:t>C)</w:t>
-      </w:r>
-    </w:p>
-    <w:p>
-      <w:pPr>
-        <w:spacing w:line="276" w:lineRule="auto"/>
-      </w:pPr>
-      <w:r>
-        <w:t xml:space="preserve">SoilTemp_max: Soil temperature data from Meter Teros11 soil temperature sensors installed at 18cm depth within experiment plots. Maximum of values from 12:00 three days prior to Collection_date until 12:00 on Collection_date (units </w:t>
-      </w:r>
+        <w:t>C</w:t>
+      </w:r>
+      <w:proofErr w:type="spellEnd"/>
+      <w:r>
+        <w:t>)</w:t>
+      </w:r>
+    </w:p>
+    <w:p>
+      <w:pPr>
+        <w:spacing w:line="276" w:lineRule="auto"/>
+      </w:pPr>
+      <w:proofErr w:type="spellStart"/>
+      <w:r>
+        <w:t>SoilTemp_max</w:t>
+      </w:r>
+      <w:proofErr w:type="spellEnd"/>
+      <w:r>
+        <w:t xml:space="preserve">: Soil temperature data from Meter Teros11 soil temperature sensors installed at 18cm depth within experiment plots. </w:t>
+      </w:r>
+      <w:proofErr w:type="gramStart"/>
+      <w:r>
+        <w:t>Maximum of</w:t>
+      </w:r>
+      <w:proofErr w:type="gramEnd"/>
+      <w:r>
+        <w:t xml:space="preserve"> values from 12:00 three days prior to </w:t>
+      </w:r>
+      <w:proofErr w:type="spellStart"/>
+      <w:r>
+        <w:t>Collection_date</w:t>
+      </w:r>
+      <w:proofErr w:type="spellEnd"/>
+      <w:r>
+        <w:t xml:space="preserve"> until 12:00 on </w:t>
+      </w:r>
+      <w:proofErr w:type="spellStart"/>
+      <w:r>
+        <w:t>Collection_date</w:t>
+      </w:r>
+      <w:proofErr w:type="spellEnd"/>
+      <w:r>
+        <w:t xml:space="preserve"> (units </w:t>
+      </w:r>
+      <w:proofErr w:type="spellStart"/>
       <w:r>
         <w:rPr>
           <w:vertAlign w:val="superscript"/>
@@ -5870,7 +7034,11 @@
         <w:t>o</w:t>
       </w:r>
       <w:r>
-        <w:t>C)</w:t>
+        <w:t>C</w:t>
+      </w:r>
+      <w:proofErr w:type="spellEnd"/>
+      <w:r>
+        <w:t>)</w:t>
       </w:r>
     </w:p>
     <w:p>
@@ -5886,19 +7054,31 @@
         <w:spacing w:line="276" w:lineRule="auto"/>
       </w:pPr>
       <w:r>
-        <w:t>pH: pH of 1:2 soil:deionized water slurry (unitless measure on a logarithmic scale)</w:t>
-      </w:r>
-    </w:p>
-    <w:p>
-      <w:pPr>
-        <w:spacing w:line="276" w:lineRule="auto"/>
-      </w:pPr>
+        <w:t xml:space="preserve">pH: pH of 1:2 </w:t>
+      </w:r>
+      <w:proofErr w:type="spellStart"/>
+      <w:proofErr w:type="gramStart"/>
+      <w:r>
+        <w:t>soil:deionized</w:t>
+      </w:r>
+      <w:proofErr w:type="spellEnd"/>
+      <w:proofErr w:type="gramEnd"/>
+      <w:r>
+        <w:t xml:space="preserve"> water slurry (unitless measure on a logarithmic scale)</w:t>
+      </w:r>
+    </w:p>
+    <w:p>
+      <w:pPr>
+        <w:spacing w:line="276" w:lineRule="auto"/>
+      </w:pPr>
+      <w:proofErr w:type="spellStart"/>
       <w:r>
         <w:t>Root_</w:t>
       </w:r>
       <w:r>
         <w:t>g</w:t>
       </w:r>
+      <w:proofErr w:type="spellEnd"/>
       <w:r>
         <w:tab/>
       </w:r>
@@ -5913,9 +7093,11 @@
       <w:pPr>
         <w:spacing w:line="276" w:lineRule="auto"/>
       </w:pPr>
+      <w:proofErr w:type="spellStart"/>
       <w:r>
         <w:t>Roots_gdw</w:t>
       </w:r>
+      <w:proofErr w:type="spellEnd"/>
       <w:r>
         <w:t xml:space="preserve">: </w:t>
       </w:r>
@@ -5966,11 +7148,19 @@
         <w:t>2</w:t>
       </w:r>
       <w:r>
-        <w:t>: ug of carbon from CO2 respired per m2 after respiration collars were capped for 40minutes</w:t>
+        <w:t>: ug of carbon from CO2 respired per m2 after respiration collars were capped for 40</w:t>
+      </w:r>
+      <w:proofErr w:type="gramStart"/>
+      <w:r>
+        <w:t>minutes</w:t>
       </w:r>
       <w:r>
         <w:tab/>
-        <w:t xml:space="preserve"> (ug CO2-C m2-1) </w:t>
+        <w:t xml:space="preserve"> (</w:t>
+      </w:r>
+      <w:proofErr w:type="gramEnd"/>
+      <w:r>
+        <w:t xml:space="preserve">ug CO2-C m2-1) </w:t>
       </w:r>
     </w:p>
     <w:p>
@@ -6003,41 +7193,63 @@
       <w:pPr>
         <w:spacing w:line="276" w:lineRule="auto"/>
       </w:pPr>
-      <w:r>
-        <w:t>SEOC_ug_gdw: salt-extractable organic carbon measurement (ug C/g dry soil)</w:t>
-      </w:r>
-    </w:p>
-    <w:p>
-      <w:pPr>
-        <w:spacing w:line="276" w:lineRule="auto"/>
-      </w:pPr>
-      <w:r>
-        <w:t>SETN_ug_gdw: salt-extractable total nitrogen measurement (ug N/g dry soil)</w:t>
-      </w:r>
-    </w:p>
-    <w:p>
-      <w:pPr>
-        <w:spacing w:line="276" w:lineRule="auto"/>
-      </w:pPr>
-      <w:r>
-        <w:t>MBC_ug_gdw: microbial biomass carbon measurement (ug C/g dry soil)</w:t>
-      </w:r>
-    </w:p>
-    <w:p>
-      <w:pPr>
-        <w:spacing w:line="276" w:lineRule="auto"/>
-      </w:pPr>
-      <w:r>
-        <w:t>MBN_ug_gdw: microbial biomass carbon measurement (ug N/g dry soil)</w:t>
-      </w:r>
-    </w:p>
-    <w:p>
-      <w:pPr>
-        <w:spacing w:line="276" w:lineRule="auto"/>
-      </w:pPr>
+      <w:proofErr w:type="spellStart"/>
+      <w:r>
+        <w:t>SEOC_ug_gdw</w:t>
+      </w:r>
+      <w:proofErr w:type="spellEnd"/>
+      <w:r>
+        <w:t>: salt-extractable organic carbon measurement (ug C/g dry soil)</w:t>
+      </w:r>
+    </w:p>
+    <w:p>
+      <w:pPr>
+        <w:spacing w:line="276" w:lineRule="auto"/>
+      </w:pPr>
+      <w:proofErr w:type="spellStart"/>
+      <w:r>
+        <w:t>SETN_ug_gdw</w:t>
+      </w:r>
+      <w:proofErr w:type="spellEnd"/>
+      <w:r>
+        <w:t>: salt-extractable total nitrogen measurement (ug N/g dry soil)</w:t>
+      </w:r>
+    </w:p>
+    <w:p>
+      <w:pPr>
+        <w:spacing w:line="276" w:lineRule="auto"/>
+      </w:pPr>
+      <w:proofErr w:type="spellStart"/>
+      <w:r>
+        <w:t>MBC_ug_gdw</w:t>
+      </w:r>
+      <w:proofErr w:type="spellEnd"/>
+      <w:r>
+        <w:t>: microbial biomass carbon measurement (ug C/g dry soil)</w:t>
+      </w:r>
+    </w:p>
+    <w:p>
+      <w:pPr>
+        <w:spacing w:line="276" w:lineRule="auto"/>
+      </w:pPr>
+      <w:proofErr w:type="spellStart"/>
+      <w:r>
+        <w:t>MBN_ug_gdw</w:t>
+      </w:r>
+      <w:proofErr w:type="spellEnd"/>
+      <w:r>
+        <w:t>: microbial biomass carbon measurement (ug N/g dry soil)</w:t>
+      </w:r>
+    </w:p>
+    <w:p>
+      <w:pPr>
+        <w:spacing w:line="276" w:lineRule="auto"/>
+      </w:pPr>
+      <w:proofErr w:type="spellStart"/>
       <w:r>
         <w:t>Oslon_OP_ug_gdw</w:t>
       </w:r>
+      <w:proofErr w:type="spellEnd"/>
       <w:r>
         <w:t>: bicarbonate extractable organic P after conversion to PO4 (ug PO4/g dry soil)</w:t>
       </w:r>
@@ -6046,9 +7258,11 @@
       <w:pPr>
         <w:spacing w:line="276" w:lineRule="auto"/>
       </w:pPr>
+      <w:proofErr w:type="spellStart"/>
       <w:r>
         <w:t>Olson_IP_ug_gdw</w:t>
       </w:r>
+      <w:proofErr w:type="spellEnd"/>
       <w:r>
         <w:t>: bicarbonate extractable inorganic P (ug PO4/g dry soil)</w:t>
       </w:r>
@@ -6057,9 +7271,11 @@
       <w:pPr>
         <w:spacing w:line="276" w:lineRule="auto"/>
       </w:pPr>
+      <w:proofErr w:type="spellStart"/>
       <w:r>
         <w:t>MBP_OP_ug_gdw</w:t>
       </w:r>
+      <w:proofErr w:type="spellEnd"/>
       <w:r>
         <w:t xml:space="preserve">: bicarbonate extractable organic microbial </w:t>
       </w:r>
@@ -6074,9 +7290,11 @@
       <w:pPr>
         <w:spacing w:line="276" w:lineRule="auto"/>
       </w:pPr>
+      <w:proofErr w:type="spellStart"/>
       <w:r>
         <w:t>MBP_IP_ug_gdw</w:t>
       </w:r>
+      <w:proofErr w:type="spellEnd"/>
       <w:r>
         <w:t xml:space="preserve">: </w:t>
       </w:r>
@@ -6163,7 +7381,15 @@
         <w:spacing w:line="276" w:lineRule="auto"/>
       </w:pPr>
       <w:r>
-        <w:t xml:space="preserve">Resin_PO4:  measured phosphate </w:t>
+        <w:t>Resin_PO4</w:t>
+      </w:r>
+      <w:proofErr w:type="gramStart"/>
+      <w:r>
+        <w:t>:  measured</w:t>
+      </w:r>
+      <w:proofErr w:type="gramEnd"/>
+      <w:r>
+        <w:t xml:space="preserve"> phosphate </w:t>
       </w:r>
       <w:r>
         <w:t>concentration from 0.5M HCl extracts of cation/anion resin membranes strips incubated in the field for ~30days. (</w:t>
@@ -6229,7 +7455,49 @@
         <w:rPr>
           <w:rFonts w:ascii="Aptos" w:eastAsia="Aptos" w:hAnsi="Aptos" w:cs="Aptos"/>
         </w:rPr>
-        <w:t>Soil Temperatures: [Variables: SoilTemp_mean; SoilTemp_min; SoilTemp_max]</w:t>
+        <w:t xml:space="preserve">Soil Temperatures: [Variables: </w:t>
+      </w:r>
+      <w:proofErr w:type="spellStart"/>
+      <w:r>
+        <w:rPr>
+          <w:rFonts w:ascii="Aptos" w:eastAsia="Aptos" w:hAnsi="Aptos" w:cs="Aptos"/>
+        </w:rPr>
+        <w:t>SoilTemp_mean</w:t>
+      </w:r>
+      <w:proofErr w:type="spellEnd"/>
+      <w:r>
+        <w:rPr>
+          <w:rFonts w:ascii="Aptos" w:eastAsia="Aptos" w:hAnsi="Aptos" w:cs="Aptos"/>
+        </w:rPr>
+        <w:t xml:space="preserve">; </w:t>
+      </w:r>
+      <w:proofErr w:type="spellStart"/>
+      <w:r>
+        <w:rPr>
+          <w:rFonts w:ascii="Aptos" w:eastAsia="Aptos" w:hAnsi="Aptos" w:cs="Aptos"/>
+        </w:rPr>
+        <w:t>SoilTemp_min</w:t>
+      </w:r>
+      <w:proofErr w:type="spellEnd"/>
+      <w:r>
+        <w:rPr>
+          <w:rFonts w:ascii="Aptos" w:eastAsia="Aptos" w:hAnsi="Aptos" w:cs="Aptos"/>
+        </w:rPr>
+        <w:t xml:space="preserve">; </w:t>
+      </w:r>
+      <w:proofErr w:type="spellStart"/>
+      <w:r>
+        <w:rPr>
+          <w:rFonts w:ascii="Aptos" w:eastAsia="Aptos" w:hAnsi="Aptos" w:cs="Aptos"/>
+        </w:rPr>
+        <w:t>SoilTemp_max</w:t>
+      </w:r>
+      <w:proofErr w:type="spellEnd"/>
+      <w:r>
+        <w:rPr>
+          <w:rFonts w:ascii="Aptos" w:eastAsia="Aptos" w:hAnsi="Aptos" w:cs="Aptos"/>
+        </w:rPr>
+        <w:t>]</w:t>
       </w:r>
     </w:p>
     <w:p>
@@ -6604,7 +7872,27 @@
             <w:color w:val="001D35"/>
             <w:u w:val="none"/>
           </w:rPr>
-          <w:t>10.1093/oso/9780195120837.001.0001)</w:t>
+          <w:t>10.1093/</w:t>
+        </w:r>
+        <w:proofErr w:type="spellStart"/>
+        <w:r>
+          <w:rPr>
+            <w:rStyle w:val="Hyperlink"/>
+            <w:rFonts w:eastAsiaTheme="minorEastAsia"/>
+            <w:color w:val="001D35"/>
+            <w:u w:val="none"/>
+          </w:rPr>
+          <w:t>oso</w:t>
+        </w:r>
+        <w:proofErr w:type="spellEnd"/>
+        <w:r>
+          <w:rPr>
+            <w:rStyle w:val="Hyperlink"/>
+            <w:rFonts w:eastAsiaTheme="minorEastAsia"/>
+            <w:color w:val="001D35"/>
+            <w:u w:val="none"/>
+          </w:rPr>
+          <w:t>/9780195120837.001.0001)</w:t>
         </w:r>
       </w:hyperlink>
     </w:p>
@@ -6641,13 +7929,53 @@
         <w:rPr>
           <w:rFonts w:ascii="Aptos" w:eastAsia="Aptos" w:hAnsi="Aptos" w:cs="Aptos"/>
         </w:rPr>
-        <w:t xml:space="preserve">After soil collection and sieving an aliquot of soil was air-dried. 10mL subsamples of soil were placed in 30mL beakers and 20mL of deionized water was added to each sample to create a 1:2 soil:water vol:vol slurry. Samples were stirred for 1 minute and then allowed to sit for 30 minutes. pH was measured while swirling the samples to maintain a slurry on a </w:t>
-      </w:r>
+        <w:t xml:space="preserve">After soil collection and sieving an aliquot of soil was air-dried. 10mL subsamples of soil were placed in 30mL beakers and 20mL of deionized water was added to each sample to create a 1:2 </w:t>
+      </w:r>
+      <w:proofErr w:type="spellStart"/>
+      <w:proofErr w:type="gramStart"/>
+      <w:r>
+        <w:rPr>
+          <w:rFonts w:ascii="Aptos" w:eastAsia="Aptos" w:hAnsi="Aptos" w:cs="Aptos"/>
+        </w:rPr>
+        <w:t>soil:water</w:t>
+      </w:r>
+      <w:proofErr w:type="spellEnd"/>
+      <w:proofErr w:type="gramEnd"/>
+      <w:r>
+        <w:rPr>
+          <w:rFonts w:ascii="Aptos" w:eastAsia="Aptos" w:hAnsi="Aptos" w:cs="Aptos"/>
+        </w:rPr>
+        <w:t xml:space="preserve"> </w:t>
+      </w:r>
+      <w:proofErr w:type="spellStart"/>
+      <w:proofErr w:type="gramStart"/>
+      <w:r>
+        <w:rPr>
+          <w:rFonts w:ascii="Aptos" w:eastAsia="Aptos" w:hAnsi="Aptos" w:cs="Aptos"/>
+        </w:rPr>
+        <w:t>vol:vol</w:t>
+      </w:r>
+      <w:proofErr w:type="spellEnd"/>
+      <w:proofErr w:type="gramEnd"/>
+      <w:r>
+        <w:rPr>
+          <w:rFonts w:ascii="Aptos" w:eastAsia="Aptos" w:hAnsi="Aptos" w:cs="Aptos"/>
+        </w:rPr>
+        <w:t xml:space="preserve"> slurry. Samples were stirred for 1 minute and then allowed to sit for 30 minutes. pH was measured while swirling the samples to maintain a slurry on a </w:t>
+      </w:r>
+      <w:proofErr w:type="spellStart"/>
       <w:r>
         <w:rPr>
           <w:rFonts w:eastAsiaTheme="minorEastAsia"/>
         </w:rPr>
-        <w:t xml:space="preserve">Fisherbrand FE150 pH meter calibrated with pH 4, 7, and 10 standards. (Citation: </w:t>
+        <w:t>Fisherbrand</w:t>
+      </w:r>
+      <w:proofErr w:type="spellEnd"/>
+      <w:r>
+        <w:rPr>
+          <w:rFonts w:eastAsiaTheme="minorEastAsia"/>
+        </w:rPr>
+        <w:t xml:space="preserve"> FE150 pH meter calibrated with pH 4, 7, and 10 standards. (Citation: </w:t>
       </w:r>
       <w:hyperlink r:id="rId29">
         <w:r>
@@ -6657,7 +7985,27 @@
             <w:color w:val="001D35"/>
             <w:u w:val="none"/>
           </w:rPr>
-          <w:t>10.1093/oso/9780195120837.001.0001)</w:t>
+          <w:t>10.1093/</w:t>
+        </w:r>
+        <w:proofErr w:type="spellStart"/>
+        <w:r>
+          <w:rPr>
+            <w:rStyle w:val="Hyperlink"/>
+            <w:rFonts w:eastAsiaTheme="minorEastAsia"/>
+            <w:color w:val="001D35"/>
+            <w:u w:val="none"/>
+          </w:rPr>
+          <w:t>oso</w:t>
+        </w:r>
+        <w:proofErr w:type="spellEnd"/>
+        <w:r>
+          <w:rPr>
+            <w:rStyle w:val="Hyperlink"/>
+            <w:rFonts w:eastAsiaTheme="minorEastAsia"/>
+            <w:color w:val="001D35"/>
+            <w:u w:val="none"/>
+          </w:rPr>
+          <w:t>/9780195120837.001.0001)</w:t>
         </w:r>
       </w:hyperlink>
     </w:p>
@@ -6681,7 +8029,63 @@
         <w:rPr>
           <w:rFonts w:ascii="Aptos" w:eastAsia="Aptos" w:hAnsi="Aptos" w:cs="Aptos"/>
         </w:rPr>
-        <w:t>Extractable Carbon and Nitrogen Pools: [Variables: SEOC_ug_gdw, SETN_ug_gdw, MBC_ug_gdw, MBN_ug_gdw]</w:t>
+        <w:t xml:space="preserve">Extractable Carbon and Nitrogen Pools: [Variables: </w:t>
+      </w:r>
+      <w:proofErr w:type="spellStart"/>
+      <w:r>
+        <w:rPr>
+          <w:rFonts w:ascii="Aptos" w:eastAsia="Aptos" w:hAnsi="Aptos" w:cs="Aptos"/>
+        </w:rPr>
+        <w:t>SEOC_ug_gdw</w:t>
+      </w:r>
+      <w:proofErr w:type="spellEnd"/>
+      <w:r>
+        <w:rPr>
+          <w:rFonts w:ascii="Aptos" w:eastAsia="Aptos" w:hAnsi="Aptos" w:cs="Aptos"/>
+        </w:rPr>
+        <w:t xml:space="preserve">, </w:t>
+      </w:r>
+      <w:proofErr w:type="spellStart"/>
+      <w:r>
+        <w:rPr>
+          <w:rFonts w:ascii="Aptos" w:eastAsia="Aptos" w:hAnsi="Aptos" w:cs="Aptos"/>
+        </w:rPr>
+        <w:t>SETN_ug_gdw</w:t>
+      </w:r>
+      <w:proofErr w:type="spellEnd"/>
+      <w:r>
+        <w:rPr>
+          <w:rFonts w:ascii="Aptos" w:eastAsia="Aptos" w:hAnsi="Aptos" w:cs="Aptos"/>
+        </w:rPr>
+        <w:t xml:space="preserve">, </w:t>
+      </w:r>
+      <w:proofErr w:type="spellStart"/>
+      <w:r>
+        <w:rPr>
+          <w:rFonts w:ascii="Aptos" w:eastAsia="Aptos" w:hAnsi="Aptos" w:cs="Aptos"/>
+        </w:rPr>
+        <w:t>MBC_ug_gdw</w:t>
+      </w:r>
+      <w:proofErr w:type="spellEnd"/>
+      <w:r>
+        <w:rPr>
+          <w:rFonts w:ascii="Aptos" w:eastAsia="Aptos" w:hAnsi="Aptos" w:cs="Aptos"/>
+        </w:rPr>
+        <w:t xml:space="preserve">, </w:t>
+      </w:r>
+      <w:proofErr w:type="spellStart"/>
+      <w:r>
+        <w:rPr>
+          <w:rFonts w:ascii="Aptos" w:eastAsia="Aptos" w:hAnsi="Aptos" w:cs="Aptos"/>
+        </w:rPr>
+        <w:t>MBN_ug_gdw</w:t>
+      </w:r>
+      <w:proofErr w:type="spellEnd"/>
+      <w:r>
+        <w:rPr>
+          <w:rFonts w:ascii="Aptos" w:eastAsia="Aptos" w:hAnsi="Aptos" w:cs="Aptos"/>
+        </w:rPr>
+        <w:t>]</w:t>
       </w:r>
     </w:p>
     <w:p>
@@ -6707,7 +8111,35 @@
         <w:rPr>
           <w:rFonts w:ascii="Aptos" w:eastAsia="Aptos" w:hAnsi="Aptos" w:cs="Aptos"/>
         </w:rPr>
-        <w:t xml:space="preserve"> for 20 minutes. Then, the supernatant was filtered through quantitative ashless filter paper (Whatman No. 42), which had been pre-leached three times with 0.5 M K2SO4 and one time with ultrapure water. Two to three drops of phosphoric acid were added to the filtrate for preservation then frozen in -20 °C for storage until total organic carbon (TOC) and total nitrogen (TN) analysis. The same initial 8 g of soil pellet was then reused in sequence to measure microbial biomass carbon (MBC) and microbial biomass nitrogen (MBN). Two milliliters of ethanol-free chloroform (VWR# BJ049-1L) was added to each subsample and incubated at room temperature in the dark for 24 hrs. Chloroform was allowed to evaporate from the samples for 48 hours. The 0.5 M K2SO4 extraction was then repeated according to the same protocol. Acidified extracts were analyzed with a Vario TOC Cube analyzer (Elementar, Germany) to quantify non-purgeable organic C and TN. Process blanks were carried through the same extraction and handling procedure and analyzed alongside the samples. The total amount of TOC and TN in blanks was subtracted from the TOC and TN in sample extracts to account for background levels of C and N contamination. The TOC and TN in the samples were then normalized to the dry mass of soil used for the extraction. (Citations: </w:t>
+        <w:t xml:space="preserve"> for 20 minutes. Then, the supernatant was filtered through quantitative ashless filter paper (Whatman No. 42), which had been pre-leached three times with 0.5 M K2SO4 and one time with ultrapure water. Two to three drops of phosphoric acid were added to the filtrate for preservation then frozen in -20 °C for storage until total organic carbon (TOC) and total nitrogen (TN) analysis. The same initial 8 g of soil pellet was then reused in sequence to measure microbial biomass carbon (MBC) and microbial biomass nitrogen (MBN). Two milliliters of ethanol-free chloroform (VWR# BJ049-1L) </w:t>
+      </w:r>
+      <w:proofErr w:type="gramStart"/>
+      <w:r>
+        <w:rPr>
+          <w:rFonts w:ascii="Aptos" w:eastAsia="Aptos" w:hAnsi="Aptos" w:cs="Aptos"/>
+        </w:rPr>
+        <w:t>was</w:t>
+      </w:r>
+      <w:proofErr w:type="gramEnd"/>
+      <w:r>
+        <w:rPr>
+          <w:rFonts w:ascii="Aptos" w:eastAsia="Aptos" w:hAnsi="Aptos" w:cs="Aptos"/>
+        </w:rPr>
+        <w:t xml:space="preserve"> added to each subsample and incubated at room temperature in the dark for 24 hrs. Chloroform was allowed to evaporate from the samples for 48 hours. The 0.5 M K2SO4 extraction was then repeated according to the same protocol. Acidified extracts were analyzed with a Vario TOC Cube analyzer (</w:t>
+      </w:r>
+      <w:proofErr w:type="spellStart"/>
+      <w:r>
+        <w:rPr>
+          <w:rFonts w:ascii="Aptos" w:eastAsia="Aptos" w:hAnsi="Aptos" w:cs="Aptos"/>
+        </w:rPr>
+        <w:t>Elementar</w:t>
+      </w:r>
+      <w:proofErr w:type="spellEnd"/>
+      <w:r>
+        <w:rPr>
+          <w:rFonts w:ascii="Aptos" w:eastAsia="Aptos" w:hAnsi="Aptos" w:cs="Aptos"/>
+        </w:rPr>
+        <w:t xml:space="preserve">, Germany) to quantify non-purgeable organic C and TN. Process blanks were carried through the same extraction and handling procedure and analyzed alongside the samples. The total amount of TOC and TN in blanks was subtracted from the TOC and TN in sample extracts to account for background levels of C and N contamination. The TOC and TN in the samples were then normalized to the dry mass of soil used for the extraction. (Citations: </w:t>
       </w:r>
       <w:r>
         <w:rPr>
@@ -6805,13 +8237,21 @@
           <w:rStyle w:val="normaltextrun"/>
           <w:rFonts w:asciiTheme="minorHAnsi" w:eastAsiaTheme="majorEastAsia" w:hAnsiTheme="minorHAnsi" w:cs="Segoe UI"/>
         </w:rPr>
-        <w:t>: Olson</w:t>
-      </w:r>
+        <w:t xml:space="preserve">: </w:t>
+      </w:r>
+      <w:proofErr w:type="spellStart"/>
       <w:r>
         <w:rPr>
           <w:rStyle w:val="normaltextrun"/>
           <w:rFonts w:asciiTheme="minorHAnsi" w:eastAsiaTheme="majorEastAsia" w:hAnsiTheme="minorHAnsi" w:cs="Segoe UI"/>
         </w:rPr>
+        <w:t>Olson</w:t>
+      </w:r>
+      <w:r>
+        <w:rPr>
+          <w:rStyle w:val="normaltextrun"/>
+          <w:rFonts w:asciiTheme="minorHAnsi" w:eastAsiaTheme="majorEastAsia" w:hAnsiTheme="minorHAnsi" w:cs="Segoe UI"/>
+        </w:rPr>
         <w:t>_I</w:t>
       </w:r>
       <w:r>
@@ -6828,18 +8268,27 @@
         </w:rPr>
         <w:t>_ug_gdw</w:t>
       </w:r>
+      <w:proofErr w:type="spellEnd"/>
       <w:r>
         <w:rPr>
           <w:rStyle w:val="normaltextrun"/>
           <w:rFonts w:asciiTheme="minorHAnsi" w:eastAsiaTheme="majorEastAsia" w:hAnsiTheme="minorHAnsi" w:cs="Segoe UI"/>
         </w:rPr>
-        <w:t>; Olson</w:t>
-      </w:r>
+        <w:t xml:space="preserve">; </w:t>
+      </w:r>
+      <w:proofErr w:type="spellStart"/>
       <w:r>
         <w:rPr>
           <w:rStyle w:val="normaltextrun"/>
           <w:rFonts w:asciiTheme="minorHAnsi" w:eastAsiaTheme="majorEastAsia" w:hAnsiTheme="minorHAnsi" w:cs="Segoe UI"/>
         </w:rPr>
+        <w:t>Olson</w:t>
+      </w:r>
+      <w:r>
+        <w:rPr>
+          <w:rStyle w:val="normaltextrun"/>
+          <w:rFonts w:asciiTheme="minorHAnsi" w:eastAsiaTheme="majorEastAsia" w:hAnsiTheme="minorHAnsi" w:cs="Segoe UI"/>
+        </w:rPr>
         <w:t>_O</w:t>
       </w:r>
       <w:r>
@@ -6856,18 +8305,27 @@
         </w:rPr>
         <w:t>_ug_gdw</w:t>
       </w:r>
+      <w:proofErr w:type="spellEnd"/>
       <w:r>
         <w:rPr>
           <w:rStyle w:val="normaltextrun"/>
           <w:rFonts w:asciiTheme="minorHAnsi" w:eastAsiaTheme="majorEastAsia" w:hAnsiTheme="minorHAnsi" w:cs="Segoe UI"/>
         </w:rPr>
-        <w:t>; MBP</w:t>
-      </w:r>
+        <w:t xml:space="preserve">; </w:t>
+      </w:r>
+      <w:proofErr w:type="spellStart"/>
       <w:r>
         <w:rPr>
           <w:rStyle w:val="normaltextrun"/>
           <w:rFonts w:asciiTheme="minorHAnsi" w:eastAsiaTheme="majorEastAsia" w:hAnsiTheme="minorHAnsi" w:cs="Segoe UI"/>
         </w:rPr>
+        <w:t>MBP</w:t>
+      </w:r>
+      <w:r>
+        <w:rPr>
+          <w:rStyle w:val="normaltextrun"/>
+          <w:rFonts w:asciiTheme="minorHAnsi" w:eastAsiaTheme="majorEastAsia" w:hAnsiTheme="minorHAnsi" w:cs="Segoe UI"/>
+        </w:rPr>
         <w:t>_I</w:t>
       </w:r>
       <w:r>
@@ -6884,18 +8342,27 @@
         </w:rPr>
         <w:t>_ug_gdw</w:t>
       </w:r>
+      <w:proofErr w:type="spellEnd"/>
       <w:r>
         <w:rPr>
           <w:rStyle w:val="normaltextrun"/>
           <w:rFonts w:asciiTheme="minorHAnsi" w:eastAsiaTheme="majorEastAsia" w:hAnsiTheme="minorHAnsi" w:cs="Segoe UI"/>
         </w:rPr>
-        <w:t>; MBP</w:t>
-      </w:r>
+        <w:t xml:space="preserve">; </w:t>
+      </w:r>
+      <w:proofErr w:type="spellStart"/>
       <w:r>
         <w:rPr>
           <w:rStyle w:val="normaltextrun"/>
           <w:rFonts w:asciiTheme="minorHAnsi" w:eastAsiaTheme="majorEastAsia" w:hAnsiTheme="minorHAnsi" w:cs="Segoe UI"/>
         </w:rPr>
+        <w:t>MBP</w:t>
+      </w:r>
+      <w:r>
+        <w:rPr>
+          <w:rStyle w:val="normaltextrun"/>
+          <w:rFonts w:asciiTheme="minorHAnsi" w:eastAsiaTheme="majorEastAsia" w:hAnsiTheme="minorHAnsi" w:cs="Segoe UI"/>
+        </w:rPr>
         <w:t>_OP</w:t>
       </w:r>
       <w:r>
@@ -6905,6 +8372,7 @@
         </w:rPr>
         <w:t>_ug_gdw</w:t>
       </w:r>
+      <w:proofErr w:type="spellEnd"/>
       <w:r>
         <w:rPr>
           <w:rStyle w:val="normaltextrun"/>
@@ -7431,7 +8899,39 @@
           <w:rStyle w:val="normaltextrun"/>
           <w:rFonts w:asciiTheme="minorHAnsi" w:eastAsiaTheme="majorEastAsia" w:hAnsiTheme="minorHAnsi" w:cs="Segoe UI"/>
         </w:rPr>
-        <w:t xml:space="preserve">after adding 0.015M ammonium paramolybdate, plates were incubated at room temp for 10 minutes, after which malachite green reagent was added and samples were incubated for an additional 30 minutes at room temperature, and read at 630 nm (BioTek Synergy HT plate reader, BioTek Instruments, Inc., Winooski, VT, USA). </w:t>
+        <w:t>after adding 0.015M ammonium paramolybdate, plates were incubated at room temp for 10 minutes, after which malachite green reagent was added and samples were incubated for an additional 30 minutes at room temperature, and read at 630 nm (</w:t>
+      </w:r>
+      <w:proofErr w:type="spellStart"/>
+      <w:r>
+        <w:rPr>
+          <w:rStyle w:val="normaltextrun"/>
+          <w:rFonts w:asciiTheme="minorHAnsi" w:eastAsiaTheme="majorEastAsia" w:hAnsiTheme="minorHAnsi" w:cs="Segoe UI"/>
+        </w:rPr>
+        <w:t>BioTek</w:t>
+      </w:r>
+      <w:proofErr w:type="spellEnd"/>
+      <w:r>
+        <w:rPr>
+          <w:rStyle w:val="normaltextrun"/>
+          <w:rFonts w:asciiTheme="minorHAnsi" w:eastAsiaTheme="majorEastAsia" w:hAnsiTheme="minorHAnsi" w:cs="Segoe UI"/>
+        </w:rPr>
+        <w:t xml:space="preserve"> Synergy HT plate reader, </w:t>
+      </w:r>
+      <w:proofErr w:type="spellStart"/>
+      <w:r>
+        <w:rPr>
+          <w:rStyle w:val="normaltextrun"/>
+          <w:rFonts w:asciiTheme="minorHAnsi" w:eastAsiaTheme="majorEastAsia" w:hAnsiTheme="minorHAnsi" w:cs="Segoe UI"/>
+        </w:rPr>
+        <w:t>BioTek</w:t>
+      </w:r>
+      <w:proofErr w:type="spellEnd"/>
+      <w:r>
+        <w:rPr>
+          <w:rStyle w:val="normaltextrun"/>
+          <w:rFonts w:asciiTheme="minorHAnsi" w:eastAsiaTheme="majorEastAsia" w:hAnsiTheme="minorHAnsi" w:cs="Segoe UI"/>
+        </w:rPr>
+        <w:t xml:space="preserve"> Instruments, Inc., Winooski, VT, USA). </w:t>
       </w:r>
       <w:r>
         <w:rPr>
@@ -7503,15 +9003,31 @@
         <w:t>s</w:t>
       </w:r>
       <w:r>
-        <w:t xml:space="preserve"> to differentiate them. Both strips were placed in separate containers and covered with 0.5M HCl and shaken at 40rpm. After 1 hour, the HCl was replaced with 0.5M NaCO3 and shaken at 40rpm for 5 hours replacing the NaCO3 every hour. The strips were then rinsed with MilliQ H2O and placed into separate bags with some water to keep the strips moist until placed in the soil. </w:t>
-      </w:r>
-    </w:p>
-    <w:p>
-      <w:pPr>
-        <w:spacing w:line="276" w:lineRule="auto"/>
-      </w:pPr>
-      <w:r>
-        <w:t xml:space="preserve">A cation and anion strip were placed vertically in the ground in each plot at the beginning of each month. The strips from the previous month were removed, loose soil was gently brushed off and brought back to the lab. Strips recovered from the field were gently rinsed with MilliQ water to remove any remaining soil. Each pair of anion and cation strips were placed in 125 mL Nalgene bottles with 70 mL of 0.5M HCl and shaken at 40rpm for 1 hour. The HCl was poured into a syringe and filtered into a 50 mL tube using a Type A/E, 1 um pore size, glass fiber filter. These extracts were stored at –20 C for Nitrate, Ammonia, and Phosphate analysis. The leftover strips were regenerated and reused for the field using the method above or replaced as needed. </w:t>
+        <w:t xml:space="preserve"> to differentiate them. Both strips were placed in separate containers and covered with 0.5M HCl and shaken at 40rpm. After 1 hour, the HCl was replaced with 0.5M NaCO3 and shaken at 40rpm for 5 hours replacing the NaCO3 every hour. The strips were then rinsed with </w:t>
+      </w:r>
+      <w:proofErr w:type="spellStart"/>
+      <w:r>
+        <w:t>MilliQ</w:t>
+      </w:r>
+      <w:proofErr w:type="spellEnd"/>
+      <w:r>
+        <w:t xml:space="preserve"> H2O and placed into separate bags with some water to keep the strips moist until placed in the soil. </w:t>
+      </w:r>
+    </w:p>
+    <w:p>
+      <w:pPr>
+        <w:spacing w:line="276" w:lineRule="auto"/>
+      </w:pPr>
+      <w:r>
+        <w:t xml:space="preserve">A cation and anion strip were placed vertically in the ground in each plot at the beginning of each month. The strips from the previous month were removed, loose soil was gently brushed off and brought back to the lab. Strips recovered from the field were gently rinsed with </w:t>
+      </w:r>
+      <w:proofErr w:type="spellStart"/>
+      <w:r>
+        <w:t>MilliQ</w:t>
+      </w:r>
+      <w:proofErr w:type="spellEnd"/>
+      <w:r>
+        <w:t xml:space="preserve"> water to remove any remaining soil. Each pair of anion and cation strips were placed in 125 mL Nalgene bottles with 70 mL of 0.5M HCl and shaken at 40rpm for 1 hour. The HCl was poured into a syringe and filtered into a 50 mL tube using a Type A/E, 1 um pore size, glass fiber filter. These extracts were stored at –20 C for Nitrate, Ammonia, and Phosphate analysis. The leftover strips were regenerated and reused for the field using the method above or replaced as needed. </w:t>
       </w:r>
       <w:r>
         <w:rPr>
@@ -7527,7 +9043,25 @@
             <w:rFonts w:eastAsiaTheme="majorEastAsia" w:cs="Segoe UI"/>
             <w:color w:val="001D35"/>
           </w:rPr>
-          <w:t>10.1093/oso/9780195120837.001.0001</w:t>
+          <w:t>10.1093/</w:t>
+        </w:r>
+        <w:proofErr w:type="spellStart"/>
+        <w:r>
+          <w:rPr>
+            <w:rStyle w:val="normaltextrun"/>
+            <w:rFonts w:eastAsiaTheme="majorEastAsia" w:cs="Segoe UI"/>
+            <w:color w:val="001D35"/>
+          </w:rPr>
+          <w:t>oso</w:t>
+        </w:r>
+        <w:proofErr w:type="spellEnd"/>
+        <w:r>
+          <w:rPr>
+            <w:rStyle w:val="normaltextrun"/>
+            <w:rFonts w:eastAsiaTheme="majorEastAsia" w:cs="Segoe UI"/>
+            <w:color w:val="001D35"/>
+          </w:rPr>
+          <w:t>/9780195120837.001.0001</w:t>
         </w:r>
         <w:r>
           <w:rPr>
@@ -7615,13 +9149,45 @@
           <w:rStyle w:val="normaltextrun"/>
           <w:rFonts w:eastAsiaTheme="majorEastAsia" w:cs="Segoe UI"/>
         </w:rPr>
-        <w:t>at 650 nm (BioTek Synergy HT plate reader, BioTek Instruments, Inc., Winooski, VT, USA). Each plate included a standard curve of ammonium sulfate in triplicate. For high range samples</w:t>
-      </w:r>
+        <w:t>at 650 nm (</w:t>
+      </w:r>
+      <w:proofErr w:type="spellStart"/>
       <w:r>
         <w:rPr>
           <w:rStyle w:val="normaltextrun"/>
           <w:rFonts w:eastAsiaTheme="majorEastAsia" w:cs="Segoe UI"/>
         </w:rPr>
+        <w:t>BioTek</w:t>
+      </w:r>
+      <w:proofErr w:type="spellEnd"/>
+      <w:r>
+        <w:rPr>
+          <w:rStyle w:val="normaltextrun"/>
+          <w:rFonts w:eastAsiaTheme="majorEastAsia" w:cs="Segoe UI"/>
+        </w:rPr>
+        <w:t xml:space="preserve"> Synergy HT plate reader, </w:t>
+      </w:r>
+      <w:proofErr w:type="spellStart"/>
+      <w:r>
+        <w:rPr>
+          <w:rStyle w:val="normaltextrun"/>
+          <w:rFonts w:eastAsiaTheme="majorEastAsia" w:cs="Segoe UI"/>
+        </w:rPr>
+        <w:t>BioTek</w:t>
+      </w:r>
+      <w:proofErr w:type="spellEnd"/>
+      <w:r>
+        <w:rPr>
+          <w:rStyle w:val="normaltextrun"/>
+          <w:rFonts w:eastAsiaTheme="majorEastAsia" w:cs="Segoe UI"/>
+        </w:rPr>
+        <w:t xml:space="preserve"> Instruments, Inc., Winooski, VT, USA). Each plate included a standard curve of ammonium sulfate in triplicate. For high range samples</w:t>
+      </w:r>
+      <w:r>
+        <w:rPr>
+          <w:rStyle w:val="normaltextrun"/>
+          <w:rFonts w:eastAsiaTheme="majorEastAsia" w:cs="Segoe UI"/>
+        </w:rPr>
         <w:t>, a standard</w:t>
       </w:r>
       <w:r>
@@ -7667,7 +9233,15 @@
         <w:t>N-</w:t>
       </w:r>
       <w:r>
-        <w:t>1(1-napthyl)ethylenediamine dihydrochloride; 0.5M HCl)</w:t>
+        <w:t>1(1-</w:t>
+      </w:r>
+      <w:proofErr w:type="gramStart"/>
+      <w:r>
+        <w:t>napthyl)ethylenediamine</w:t>
+      </w:r>
+      <w:proofErr w:type="gramEnd"/>
+      <w:r>
+        <w:t xml:space="preserve"> dihydrochloride; 0.5M HCl)</w:t>
       </w:r>
       <w:r>
         <w:rPr>
@@ -7715,7 +9289,39 @@
           <w:rStyle w:val="normaltextrun"/>
           <w:rFonts w:eastAsiaTheme="majorEastAsia" w:cs="Segoe UI"/>
         </w:rPr>
-        <w:t xml:space="preserve">read at 540 nm (BioTek Synergy HT plate reader, BioTek Instruments, Inc., Winooski, VT, USA). Each plate included a standard curve of potassium nitrate in triplicate. </w:t>
+        <w:t>read at 540 nm (</w:t>
+      </w:r>
+      <w:proofErr w:type="spellStart"/>
+      <w:r>
+        <w:rPr>
+          <w:rStyle w:val="normaltextrun"/>
+          <w:rFonts w:eastAsiaTheme="majorEastAsia" w:cs="Segoe UI"/>
+        </w:rPr>
+        <w:t>BioTek</w:t>
+      </w:r>
+      <w:proofErr w:type="spellEnd"/>
+      <w:r>
+        <w:rPr>
+          <w:rStyle w:val="normaltextrun"/>
+          <w:rFonts w:eastAsiaTheme="majorEastAsia" w:cs="Segoe UI"/>
+        </w:rPr>
+        <w:t xml:space="preserve"> Synergy HT plate reader, </w:t>
+      </w:r>
+      <w:proofErr w:type="spellStart"/>
+      <w:r>
+        <w:rPr>
+          <w:rStyle w:val="normaltextrun"/>
+          <w:rFonts w:eastAsiaTheme="majorEastAsia" w:cs="Segoe UI"/>
+        </w:rPr>
+        <w:t>BioTek</w:t>
+      </w:r>
+      <w:proofErr w:type="spellEnd"/>
+      <w:r>
+        <w:rPr>
+          <w:rStyle w:val="normaltextrun"/>
+          <w:rFonts w:eastAsiaTheme="majorEastAsia" w:cs="Segoe UI"/>
+        </w:rPr>
+        <w:t xml:space="preserve"> Instruments, Inc., Winooski, VT, USA). Each plate included a standard curve of potassium nitrate in triplicate. </w:t>
       </w:r>
       <w:r>
         <w:rPr>
@@ -7806,7 +9412,23 @@
           <w:rStyle w:val="normaltextrun"/>
           <w:rFonts w:eastAsiaTheme="majorEastAsia" w:cs="Segoe UI"/>
         </w:rPr>
-        <w:t xml:space="preserve">PO4 in the extracts was assayed as above by malachite green colorimetric assay, except that no acidification of the samples was required prior to the assay. PO4 concentrations in the resin strip extracts was often higher than the standard curve, and when needed 5X or 10X dilution of samples with additional </w:t>
+        <w:t xml:space="preserve">PO4 in the extracts was assayed as above by malachite green colorimetric assay, except that no acidification of the samples was required prior to the assay. PO4 concentrations in the resin strip extracts </w:t>
+      </w:r>
+      <w:proofErr w:type="gramStart"/>
+      <w:r>
+        <w:rPr>
+          <w:rStyle w:val="normaltextrun"/>
+          <w:rFonts w:eastAsiaTheme="majorEastAsia" w:cs="Segoe UI"/>
+        </w:rPr>
+        <w:t>was</w:t>
+      </w:r>
+      <w:proofErr w:type="gramEnd"/>
+      <w:r>
+        <w:rPr>
+          <w:rStyle w:val="normaltextrun"/>
+          <w:rFonts w:eastAsiaTheme="majorEastAsia" w:cs="Segoe UI"/>
+        </w:rPr>
+        <w:t xml:space="preserve"> often higher than the standard curve, and when needed 5X or 10X dilution of samples with additional </w:t>
       </w:r>
       <w:r>
         <w:t xml:space="preserve">0.5M HCl was done to bring the samples within range. </w:t>
@@ -7939,7 +9561,39 @@
           <w:rStyle w:val="normaltextrun"/>
           <w:rFonts w:asciiTheme="minorHAnsi" w:hAnsiTheme="minorHAnsi" w:cs="Arial"/>
         </w:rPr>
-        <w:t xml:space="preserve"> in the T0 samples (after subtraction of ambient CO2) were subtracted from the 20m, 40m, and 60m samples collected from the same static chamber to account for variability in the headspace concentration at the time of capping. The volume of headspace of each static chamber was calculated by using the mean of the three soil height measurements to calculate the volume in the collar portion and then adding 3000mL to account for the volume of the PVC cap. Gas law constants were used to convert to umol of CO2 and then converted to ug </w:t>
+        <w:t xml:space="preserve"> in the T0 samples (after subtraction of ambient CO2) were subtracted from the 20m, 40m, and 60m samples collected from the same static chamber to account for variability in the headspace concentration at the time of capping. The volume of headspace of each static chamber was calculated by using the </w:t>
+      </w:r>
+      <w:proofErr w:type="gramStart"/>
+      <w:r>
+        <w:rPr>
+          <w:rStyle w:val="normaltextrun"/>
+          <w:rFonts w:asciiTheme="minorHAnsi" w:hAnsiTheme="minorHAnsi" w:cs="Arial"/>
+        </w:rPr>
+        <w:t>mean</w:t>
+      </w:r>
+      <w:proofErr w:type="gramEnd"/>
+      <w:r>
+        <w:rPr>
+          <w:rStyle w:val="normaltextrun"/>
+          <w:rFonts w:asciiTheme="minorHAnsi" w:hAnsiTheme="minorHAnsi" w:cs="Arial"/>
+        </w:rPr>
+        <w:t xml:space="preserve"> of the three soil height measurements to calculate the volume in the collar portion and then adding 3000mL to account for the volume of the PVC cap. Gas law constants were used to convert to </w:t>
+      </w:r>
+      <w:proofErr w:type="spellStart"/>
+      <w:r>
+        <w:rPr>
+          <w:rStyle w:val="normaltextrun"/>
+          <w:rFonts w:asciiTheme="minorHAnsi" w:hAnsiTheme="minorHAnsi" w:cs="Arial"/>
+        </w:rPr>
+        <w:t>umol</w:t>
+      </w:r>
+      <w:proofErr w:type="spellEnd"/>
+      <w:r>
+        <w:rPr>
+          <w:rStyle w:val="normaltextrun"/>
+          <w:rFonts w:asciiTheme="minorHAnsi" w:hAnsiTheme="minorHAnsi" w:cs="Arial"/>
+        </w:rPr>
+        <w:t xml:space="preserve"> of CO2 and then converted to ug </w:t>
       </w:r>
       <w:r>
         <w:rPr>
@@ -8114,12 +9768,21 @@
         </w:rPr>
         <w:t xml:space="preserve">undigested </w:t>
       </w:r>
+      <w:proofErr w:type="spellStart"/>
       <w:r>
         <w:rPr>
           <w:rStyle w:val="normaltextrun"/>
           <w:rFonts w:asciiTheme="minorHAnsi" w:eastAsiaTheme="majorEastAsia" w:hAnsiTheme="minorHAnsi" w:cs="Segoe UI"/>
         </w:rPr>
-        <w:t xml:space="preserve">unspiked samples was used to calculate the extraction efficiency (typically &gt;90%) and was used to adjust the PO4 concentrations in the extracts. PO4 concentrations </w:t>
+        <w:t>unspiked</w:t>
+      </w:r>
+      <w:proofErr w:type="spellEnd"/>
+      <w:r>
+        <w:rPr>
+          <w:rStyle w:val="normaltextrun"/>
+          <w:rFonts w:asciiTheme="minorHAnsi" w:eastAsiaTheme="majorEastAsia" w:hAnsiTheme="minorHAnsi" w:cs="Segoe UI"/>
+        </w:rPr>
+        <w:t xml:space="preserve"> samples was used to calculate the extraction efficiency (typically &gt;90%) and was used to adjust the PO4 concentrations in the extracts. PO4 concentrations </w:t>
       </w:r>
       <w:r>
         <w:rPr>
@@ -8461,6 +10124,7 @@
         </w:rPr>
         <w:t>), operated by Washington State University, and described in our previous publications. The site is characterized by marginal soil with low organic matter content (~1.5% at the 5-15cm depth) and pH of 8. Tall wheatgrass (</w:t>
       </w:r>
+      <w:proofErr w:type="spellStart"/>
       <w:r>
         <w:rPr>
           <w:rStyle w:val="normaltextrun"/>
@@ -8468,8 +10132,29 @@
           <w:i/>
           <w:iCs/>
         </w:rPr>
-        <w:t>Thinopyrum ponticum</w:t>
-      </w:r>
+        <w:t>Thinopyrum</w:t>
+      </w:r>
+      <w:proofErr w:type="spellEnd"/>
+      <w:r>
+        <w:rPr>
+          <w:rStyle w:val="normaltextrun"/>
+          <w:rFonts w:ascii="Aptos" w:eastAsiaTheme="majorEastAsia" w:hAnsi="Aptos" w:cs="Segoe UI"/>
+          <w:i/>
+          <w:iCs/>
+        </w:rPr>
+        <w:t xml:space="preserve"> </w:t>
+      </w:r>
+      <w:proofErr w:type="spellStart"/>
+      <w:r>
+        <w:rPr>
+          <w:rStyle w:val="normaltextrun"/>
+          <w:rFonts w:ascii="Aptos" w:eastAsiaTheme="majorEastAsia" w:hAnsi="Aptos" w:cs="Segoe UI"/>
+          <w:i/>
+          <w:iCs/>
+        </w:rPr>
+        <w:t>ponticum</w:t>
+      </w:r>
+      <w:proofErr w:type="spellEnd"/>
       <w:r>
         <w:rPr>
           <w:rStyle w:val="normaltextrun"/>
@@ -8832,7 +10517,15 @@
         <w:t>which</w:t>
       </w:r>
       <w:r>
-        <w:t xml:space="preserve"> indicate that sample concentration were lower</w:t>
+        <w:t xml:space="preserve"> indicate that sample concentration </w:t>
+      </w:r>
+      <w:proofErr w:type="gramStart"/>
+      <w:r>
+        <w:t>were</w:t>
+      </w:r>
+      <w:proofErr w:type="gramEnd"/>
+      <w:r>
+        <w:t xml:space="preserve"> lower</w:t>
       </w:r>
       <w:r>
         <w:t xml:space="preserve"> than process blanks or controls. </w:t>
@@ -8852,7 +10545,15 @@
         </w:rPr>
       </w:pPr>
       <w:r>
-        <w:t>7. People involved with sample collection, processing, analysis and/or submission: Sheryl Bell, Amy Zimmerman, Regan McDearis, Evan Warburton, Sharon Zhao, Vanessa Garayburu-Caruso, Kali Cornwell, Gregory Martin, Mischelle Schut</w:t>
+        <w:t xml:space="preserve">7. People involved with sample collection, processing, analysis and/or submission: Sheryl Bell, Amy Zimmerman, Regan </w:t>
+      </w:r>
+      <w:proofErr w:type="spellStart"/>
+      <w:r>
+        <w:t>McDearis</w:t>
+      </w:r>
+      <w:proofErr w:type="spellEnd"/>
+      <w:r>
+        <w:t>, Evan Warburton, Sharon Zhao, Vanessa Garayburu-Caruso, Kali Cornwell, Gregory Martin, Mischelle Schut</w:t>
       </w:r>
       <w:r>
         <w:t>z</w:t>
@@ -8997,26 +10698,28 @@
           <w:highlight w:val="lightGray"/>
         </w:rPr>
       </w:pPr>
+      <w:proofErr w:type="spellStart"/>
       <w:r>
         <w:rPr>
           <w:highlight w:val="lightGray"/>
         </w:rPr>
-        <w:t>Sample_cat: unique Soils SFA identifier (format SM####)</w:t>
-      </w:r>
-    </w:p>
-    <w:p>
-      <w:pPr>
-        <w:spacing w:line="276" w:lineRule="auto"/>
+        <w:t>Sample_cat</w:t>
+      </w:r>
+      <w:proofErr w:type="spellEnd"/>
+      <w:r>
         <w:rPr>
           <w:highlight w:val="lightGray"/>
         </w:rPr>
-      </w:pPr>
+        <w:t xml:space="preserve">: unique Soils SFA identifier (format </w:t>
+      </w:r>
+      <w:proofErr w:type="gramStart"/>
       <w:r>
         <w:rPr>
           <w:highlight w:val="lightGray"/>
         </w:rPr>
-        <w:t>Collection_date: date of sample collection (YYYY-MM-DD)</w:t>
-      </w:r>
+        <w:t>SM####)</w:t>
+      </w:r>
+      <w:proofErr w:type="gramEnd"/>
     </w:p>
     <w:p>
       <w:pPr>
@@ -9025,10 +10728,32 @@
           <w:highlight w:val="lightGray"/>
         </w:rPr>
       </w:pPr>
+      <w:proofErr w:type="spellStart"/>
       <w:r>
         <w:rPr>
           <w:highlight w:val="lightGray"/>
         </w:rPr>
+        <w:t>Collection_date</w:t>
+      </w:r>
+      <w:proofErr w:type="spellEnd"/>
+      <w:r>
+        <w:rPr>
+          <w:highlight w:val="lightGray"/>
+        </w:rPr>
+        <w:t>: date of sample collection (YYYY-MM-DD)</w:t>
+      </w:r>
+    </w:p>
+    <w:p>
+      <w:pPr>
+        <w:spacing w:line="276" w:lineRule="auto"/>
+        <w:rPr>
+          <w:highlight w:val="lightGray"/>
+        </w:rPr>
+      </w:pPr>
+      <w:r>
+        <w:rPr>
+          <w:highlight w:val="lightGray"/>
+        </w:rPr>
         <w:t>Plot: unique numeric plot ID (1,25,27,40,46,57,8,13,28, 33, 48, 53</w:t>
       </w:r>
     </w:p>
@@ -9039,25 +10764,41 @@
           <w:highlight w:val="lightGray"/>
         </w:rPr>
       </w:pPr>
+      <w:proofErr w:type="spellStart"/>
       <w:r>
         <w:rPr>
           <w:highlight w:val="lightGray"/>
         </w:rPr>
-        <w:t>Irrigation_trmt_pct: irrigation treatment level by relative % water application (25, 100)</w:t>
-      </w:r>
-    </w:p>
-    <w:p>
-      <w:pPr>
-        <w:spacing w:line="276" w:lineRule="auto"/>
+        <w:t>Irrigation_trmt_pct</w:t>
+      </w:r>
+      <w:proofErr w:type="spellEnd"/>
+      <w:r>
         <w:rPr>
           <w:highlight w:val="lightGray"/>
         </w:rPr>
-      </w:pPr>
-      <w:r>
+        <w:t>: irrigation treatment level by relative % water application (25, 100)</w:t>
+      </w:r>
+    </w:p>
+    <w:p>
+      <w:pPr>
+        <w:spacing w:line="276" w:lineRule="auto"/>
         <w:rPr>
           <w:highlight w:val="lightGray"/>
         </w:rPr>
-        <w:t>Irrigaiton_trmt_cat: irrigation treatment level by category (T1 = 100%, T4 = 25%)</w:t>
+      </w:pPr>
+      <w:proofErr w:type="spellStart"/>
+      <w:r>
+        <w:rPr>
+          <w:highlight w:val="lightGray"/>
+        </w:rPr>
+        <w:t>Irrigaiton_trmt_cat</w:t>
+      </w:r>
+      <w:proofErr w:type="spellEnd"/>
+      <w:r>
+        <w:rPr>
+          <w:highlight w:val="lightGray"/>
+        </w:rPr>
+        <w:t>: irrigation treatment level by category (T1 = 100%, T4 = 25%)</w:t>
       </w:r>
     </w:p>
     <w:p>
@@ -9418,7 +11159,21 @@
         <w:rPr>
           <w:highlight w:val="lightGray"/>
         </w:rPr>
-        <w:t>7. People involved with sample collection, processing, analysis and/or submission: Sheryl Bell, Amy Zimmerman, Regan McDearis, Evan Warburton, Sharon Zhao, Vanessa Garayburu-Caruso, Kali Cornwell, Gregory Martin, Mischelle Schutz…</w:t>
+        <w:t xml:space="preserve">7. People involved with sample collection, processing, analysis and/or submission: Sheryl Bell, Amy Zimmerman, Regan </w:t>
+      </w:r>
+      <w:proofErr w:type="spellStart"/>
+      <w:r>
+        <w:rPr>
+          <w:highlight w:val="lightGray"/>
+        </w:rPr>
+        <w:t>McDearis</w:t>
+      </w:r>
+      <w:proofErr w:type="spellEnd"/>
+      <w:r>
+        <w:rPr>
+          <w:highlight w:val="lightGray"/>
+        </w:rPr>
+        <w:t>, Evan Warburton, Sharon Zhao, Vanessa Garayburu-Caruso, Kali Cornwell, Gregory Martin, Mischelle Schutz…</w:t>
       </w:r>
     </w:p>
     <w:p>
@@ -9539,7 +11294,15 @@
         <w:spacing w:line="276" w:lineRule="auto"/>
       </w:pPr>
       <w:r>
-        <w:t>6. Recommended citation for this dataset: Authors. Date. Title of Dataset. [Data Set] PNNL DataHub. DOI link</w:t>
+        <w:t xml:space="preserve">6. Recommended citation for this dataset: Authors. Date. Title of Dataset. [Data Set] PNNL </w:t>
+      </w:r>
+      <w:proofErr w:type="spellStart"/>
+      <w:r>
+        <w:t>DataHub</w:t>
+      </w:r>
+      <w:proofErr w:type="spellEnd"/>
+      <w:r>
+        <w:t>. DOI link</w:t>
       </w:r>
     </w:p>
     <w:sectPr>
@@ -13676,6 +15439,18 @@
 </file>
 
 <file path=customXml/item1.xml><?xml version="1.0" encoding="utf-8"?>
+<p:properties xmlns:p="http://schemas.microsoft.com/office/2006/metadata/properties" xmlns:xsi="http://www.w3.org/2001/XMLSchema-instance" xmlns:pc="http://schemas.microsoft.com/office/infopath/2007/PartnerControls">
+  <documentManagement>
+    <pic xmlns="2a37cd1d-6a01-4017-b72b-5df7838ed999" xsi:nil="true"/>
+    <TaxCatchAll xmlns="5cece13e-3376-4417-9525-be60b11a89a8" xsi:nil="true"/>
+    <lcf76f155ced4ddcb4097134ff3c332f xmlns="2a37cd1d-6a01-4017-b72b-5df7838ed999">
+      <Terms xmlns="http://schemas.microsoft.com/office/infopath/2007/PartnerControls"/>
+    </lcf76f155ced4ddcb4097134ff3c332f>
+  </documentManagement>
+</p:properties>
+</file>
+
+<file path=customXml/item2.xml><?xml version="1.0" encoding="utf-8"?>
 <ct:contentTypeSchema xmlns:ct="http://schemas.microsoft.com/office/2006/metadata/contentType" xmlns:ma="http://schemas.microsoft.com/office/2006/metadata/properties/metaAttributes" ct:_="" ma:_="" ma:contentTypeName="Document" ma:contentTypeID="0x010100564BF1EED8066142A4AB9FA894223E64" ma:contentTypeVersion="18" ma:contentTypeDescription="Create a new document." ma:contentTypeScope="" ma:versionID="17d0187784f1f42852ba9f79166186ae">
   <xsd:schema xmlns:xsd="http://www.w3.org/2001/XMLSchema" xmlns:xs="http://www.w3.org/2001/XMLSchema" xmlns:p="http://schemas.microsoft.com/office/2006/metadata/properties" xmlns:ns2="2a37cd1d-6a01-4017-b72b-5df7838ed999" xmlns:ns3="b39c92a8-dafe-4e00-987c-a07a8d43c09d" xmlns:ns4="5cece13e-3376-4417-9525-be60b11a89a8" targetNamespace="http://schemas.microsoft.com/office/2006/metadata/properties" ma:root="true" ma:fieldsID="fec85c35964c78fcb3687fae06826a16" ns2:_="" ns3:_="" ns4:_="">
     <xsd:import namespace="2a37cd1d-6a01-4017-b72b-5df7838ed999"/>
@@ -13927,18 +15702,6 @@
 </ct:contentTypeSchema>
 </file>
 
-<file path=customXml/item2.xml><?xml version="1.0" encoding="utf-8"?>
-<p:properties xmlns:p="http://schemas.microsoft.com/office/2006/metadata/properties" xmlns:xsi="http://www.w3.org/2001/XMLSchema-instance" xmlns:pc="http://schemas.microsoft.com/office/infopath/2007/PartnerControls">
-  <documentManagement>
-    <pic xmlns="2a37cd1d-6a01-4017-b72b-5df7838ed999" xsi:nil="true"/>
-    <TaxCatchAll xmlns="5cece13e-3376-4417-9525-be60b11a89a8" xsi:nil="true"/>
-    <lcf76f155ced4ddcb4097134ff3c332f xmlns="2a37cd1d-6a01-4017-b72b-5df7838ed999">
-      <Terms xmlns="http://schemas.microsoft.com/office/infopath/2007/PartnerControls"/>
-    </lcf76f155ced4ddcb4097134ff3c332f>
-  </documentManagement>
-</p:properties>
-</file>
-
 <file path=customXml/item3.xml><?xml version="1.0" encoding="utf-8"?>
 <?mso-contentType ?>
 <FormTemplates xmlns="http://schemas.microsoft.com/sharepoint/v3/contenttype/forms">
@@ -13949,6 +15712,17 @@
 </file>
 
 <file path=customXml/itemProps1.xml><?xml version="1.0" encoding="utf-8"?>
+<ds:datastoreItem xmlns:ds="http://schemas.openxmlformats.org/officeDocument/2006/customXml" ds:itemID="{DB65E896-7611-41A1-A368-42E37F27DAE2}">
+  <ds:schemaRefs>
+    <ds:schemaRef ds:uri="http://schemas.microsoft.com/office/2006/metadata/properties"/>
+    <ds:schemaRef ds:uri="http://schemas.microsoft.com/office/infopath/2007/PartnerControls"/>
+    <ds:schemaRef ds:uri="2a37cd1d-6a01-4017-b72b-5df7838ed999"/>
+    <ds:schemaRef ds:uri="5cece13e-3376-4417-9525-be60b11a89a8"/>
+  </ds:schemaRefs>
+</ds:datastoreItem>
+</file>
+
+<file path=customXml/itemProps2.xml><?xml version="1.0" encoding="utf-8"?>
 <ds:datastoreItem xmlns:ds="http://schemas.openxmlformats.org/officeDocument/2006/customXml" ds:itemID="{897C77C3-C630-443F-8157-801DC9175FB8}">
   <ds:schemaRefs>
     <ds:schemaRef ds:uri="http://schemas.microsoft.com/office/2006/metadata/contentType"/>
@@ -13968,17 +15742,6 @@
 </ds:datastoreItem>
 </file>
 
-<file path=customXml/itemProps2.xml><?xml version="1.0" encoding="utf-8"?>
-<ds:datastoreItem xmlns:ds="http://schemas.openxmlformats.org/officeDocument/2006/customXml" ds:itemID="{DB65E896-7611-41A1-A368-42E37F27DAE2}">
-  <ds:schemaRefs>
-    <ds:schemaRef ds:uri="http://schemas.microsoft.com/office/2006/metadata/properties"/>
-    <ds:schemaRef ds:uri="http://schemas.microsoft.com/office/infopath/2007/PartnerControls"/>
-    <ds:schemaRef ds:uri="2a37cd1d-6a01-4017-b72b-5df7838ed999"/>
-    <ds:schemaRef ds:uri="5cece13e-3376-4417-9525-be60b11a89a8"/>
-  </ds:schemaRefs>
-</ds:datastoreItem>
-</file>
-
 <file path=customXml/itemProps3.xml><?xml version="1.0" encoding="utf-8"?>
 <ds:datastoreItem xmlns:ds="http://schemas.openxmlformats.org/officeDocument/2006/customXml" ds:itemID="{E2DBAF21-9361-4A22-995F-9DD7885FAB93}">
   <ds:schemaRefs>
